--- a/entropy.docx
+++ b/entropy.docx
@@ -15,7 +15,7 @@
         <w:pStyle w:val="Date"/>
       </w:pPr>
       <w:r>
-        <w:t xml:space="preserve">Last modified: 2026-10-12 02:31:20 (PDT)</w:t>
+        <w:t xml:space="preserve">Last modified: 2026-10-13 14:27:11 (PDT)</w:t>
       </w:r>
     </w:p>
     <w:p>

--- a/entropy.docx
+++ b/entropy.docx
@@ -15,7 +15,7 @@
         <w:pStyle w:val="Date"/>
       </w:pPr>
       <w:r>
-        <w:t xml:space="preserve">Last modified: 2026-10-13 14:27:11 (PDT)</w:t>
+        <w:t xml:space="preserve">Last modified: 2026-10-14 01:49:15 (PDT)</w:t>
       </w:r>
     </w:p>
     <w:p>

--- a/entropy.docx
+++ b/entropy.docx
@@ -15,7 +15,7 @@
         <w:pStyle w:val="Date"/>
       </w:pPr>
       <w:r>
-        <w:t xml:space="preserve">Last modified: 2026-10-14 01:49:15 (PDT)</w:t>
+        <w:t xml:space="preserve">Last modified: 2026-10-14 11:35:38 (PDT)</w:t>
       </w:r>
     </w:p>
     <w:p>

--- a/entropy.docx
+++ b/entropy.docx
@@ -15,7 +15,7 @@
         <w:pStyle w:val="Date"/>
       </w:pPr>
       <w:r>
-        <w:t xml:space="preserve">Last modified: 2026-10-14 11:35:38 (PDT)</w:t>
+        <w:t xml:space="preserve">Last modified: 2026-10-14 11:45:26 (PDT)</w:t>
       </w:r>
     </w:p>
     <w:p>

--- a/entropy.docx
+++ b/entropy.docx
@@ -15,7 +15,7 @@
         <w:pStyle w:val="Date"/>
       </w:pPr>
       <w:r>
-        <w:t xml:space="preserve">Last modified: 2026-10-14 11:45:26 (PDT)</w:t>
+        <w:t xml:space="preserve">Last modified: 2026-10-14 23:34:53 (PDT)</w:t>
       </w:r>
     </w:p>
     <w:p>

--- a/entropy.docx
+++ b/entropy.docx
@@ -15,7 +15,7 @@
         <w:pStyle w:val="Date"/>
       </w:pPr>
       <w:r>
-        <w:t xml:space="preserve">Last modified: 2026-10-14 23:34:53 (PDT)</w:t>
+        <w:t xml:space="preserve">Last modified: 2026-10-15 14:43:46 (PDT)</w:t>
       </w:r>
     </w:p>
     <w:p>

--- a/entropy.docx
+++ b/entropy.docx
@@ -15,7 +15,7 @@
         <w:pStyle w:val="Date"/>
       </w:pPr>
       <w:r>
-        <w:t xml:space="preserve">Last modified: 2026-10-15 14:43:46 (PDT)</w:t>
+        <w:t xml:space="preserve">Last modified: 2026-10-15 14:48:00 (PDT)</w:t>
       </w:r>
     </w:p>
     <w:p>

--- a/entropy.docx
+++ b/entropy.docx
@@ -15,7 +15,7 @@
         <w:pStyle w:val="Date"/>
       </w:pPr>
       <w:r>
-        <w:t xml:space="preserve">Last modified: 2026-10-15 14:48:00 (PDT)</w:t>
+        <w:t xml:space="preserve">Last modified: 2026-10-17 02:34:41 (PDT)</w:t>
       </w:r>
     </w:p>
     <w:p>

--- a/entropy.docx
+++ b/entropy.docx
@@ -15,7 +15,7 @@
         <w:pStyle w:val="Date"/>
       </w:pPr>
       <w:r>
-        <w:t xml:space="preserve">Last modified: 2026-10-17 02:34:41 (PDT)</w:t>
+        <w:t xml:space="preserve">Last modified: 2026-10-19 09:40:23 (PDT)</w:t>
       </w:r>
     </w:p>
     <w:p>

--- a/entropy.docx
+++ b/entropy.docx
@@ -15,7 +15,7 @@
         <w:pStyle w:val="Date"/>
       </w:pPr>
       <w:r>
-        <w:t xml:space="preserve">Last modified: 2026-10-19 09:40:23 (PDT)</w:t>
+        <w:t xml:space="preserve">Last modified: 2026-10-19 11:40:46 (PDT)</w:t>
       </w:r>
     </w:p>
     <w:p>

--- a/entropy.docx
+++ b/entropy.docx
@@ -15,7 +15,7 @@
         <w:pStyle w:val="Date"/>
       </w:pPr>
       <w:r>
-        <w:t xml:space="preserve">Last modified: 2026-10-19 11:40:46 (PDT)</w:t>
+        <w:t xml:space="preserve">Last modified: 2026-10-23 23:06:06 (PDT)</w:t>
       </w:r>
     </w:p>
     <w:p>

--- a/entropy.docx
+++ b/entropy.docx
@@ -15,7 +15,7 @@
         <w:pStyle w:val="Date"/>
       </w:pPr>
       <w:r>
-        <w:t xml:space="preserve">Last modified: 2026-10-23 23:06:06 (PDT)</w:t>
+        <w:t xml:space="preserve">Last modified: 2026-10-24 19:16:36 (PDT)</w:t>
       </w:r>
     </w:p>
     <w:p>
@@ -56,7 +56,7 @@
         <w:t xml:space="preserve">.</w:t>
       </w:r>
     </w:p>
-    <w:bookmarkStart w:id="17" w:name="sec-surprisal"/>
+    <w:bookmarkStart w:id="22" w:name="sec-surprisal"/>
     <w:p>
       <w:pPr>
         <w:pStyle w:val="Heading2"/>
@@ -1346,8 +1346,232 @@
       </w:r>
     </w:p>
     <w:bookmarkEnd w:id="16"/>
-    <w:bookmarkEnd w:id="17"/>
-    <w:bookmarkStart w:id="22" w:name="sec-conditional-entropy"/>
+    <w:bookmarkStart w:id="21" w:name="rem-surprisal-fisher-information"/>
+    <w:p>
+      <w:pPr>
+        <w:pStyle w:val="BodyText"/>
+      </w:pPr>
+      <w:r>
+        <w:rPr>
+          <w:i/>
+          <w:iCs/>
+        </w:rPr>
+        <w:t xml:space="preserve">Remark 3</w:t>
+      </w:r>
+      <w:r>
+        <w:t xml:space="preserve"> (Surprisal and the Fisher information). </w:t>
+      </w:r>
+      <w:r>
+        <w:t xml:space="preserve">When the probabilities depend on a parameter</w:t>
+      </w:r>
+      <w:r>
+        <w:t xml:space="preserve"> </w:t>
+      </w:r>
+      <m:oMath>
+        <m:r>
+          <m:t>θ</m:t>
+        </m:r>
+      </m:oMath>
+      <w:r>
+        <w:t xml:space="preserve">,</w:t>
+      </w:r>
+      <w:r>
+        <w:t xml:space="preserve"> </w:t>
+      </w:r>
+      <w:r>
+        <w:t xml:space="preserve">the</w:t>
+      </w:r>
+      <w:r>
+        <w:t xml:space="preserve"> </w:t>
+      </w:r>
+      <w:hyperlink w:anchor="def-surprisal">
+        <w:r>
+          <w:rPr>
+            <w:rStyle w:val="Hyperlink"/>
+          </w:rPr>
+          <w:t xml:space="preserve">surprisal</w:t>
+        </w:r>
+      </w:hyperlink>
+      <w:r>
+        <w:t xml:space="preserve"> </w:t>
+      </w:r>
+      <w:r>
+        <w:t xml:space="preserve">of an outcome</w:t>
+      </w:r>
+      <w:r>
+        <w:t xml:space="preserve"> </w:t>
+      </w:r>
+      <m:oMath>
+        <m:r>
+          <m:t>x</m:t>
+        </m:r>
+      </m:oMath>
+      <w:r>
+        <w:t xml:space="preserve"> </w:t>
+      </w:r>
+      <w:r>
+        <w:t xml:space="preserve">is</w:t>
+      </w:r>
+      <w:r>
+        <w:t xml:space="preserve"> </w:t>
+      </w:r>
+      <m:oMath>
+        <m:r>
+          <m:rPr>
+            <m:sty m:val="p"/>
+          </m:rPr>
+          <m:t>−</m:t>
+        </m:r>
+        <m:r>
+          <m:rPr>
+            <m:sty m:val="p"/>
+          </m:rPr>
+          <m:t>log</m:t>
+        </m:r>
+        <m:r>
+          <m:rPr>
+            <m:sty m:val="p"/>
+          </m:rPr>
+          <m:t>p</m:t>
+        </m:r>
+        <m:r>
+          <m:rPr>
+            <m:sty m:val="p"/>
+          </m:rPr>
+          <m:t>(</m:t>
+        </m:r>
+        <m:r>
+          <m:t>x</m:t>
+        </m:r>
+        <m:r>
+          <m:rPr>
+            <m:sty m:val="p"/>
+          </m:rPr>
+          <m:t>∣</m:t>
+        </m:r>
+        <m:r>
+          <m:t>θ</m:t>
+        </m:r>
+        <m:r>
+          <m:rPr>
+            <m:sty m:val="p"/>
+          </m:rPr>
+          <m:t>)</m:t>
+        </m:r>
+      </m:oMath>
+      <w:r>
+        <w:t xml:space="preserve">,</w:t>
+      </w:r>
+      <w:r>
+        <w:t xml:space="preserve"> </w:t>
+      </w:r>
+      <w:r>
+        <w:t xml:space="preserve">which is minus the log-likelihood.</w:t>
+      </w:r>
+      <w:r>
+        <w:t xml:space="preserve"> </w:t>
+      </w:r>
+      <w:r>
+        <w:t xml:space="preserve">Its derivative with respect to</w:t>
+      </w:r>
+      <w:r>
+        <w:t xml:space="preserve"> </w:t>
+      </w:r>
+      <m:oMath>
+        <m:r>
+          <m:t>θ</m:t>
+        </m:r>
+      </m:oMath>
+      <w:r>
+        <w:t xml:space="preserve"> </w:t>
+      </w:r>
+      <w:r>
+        <w:t xml:space="preserve">is minus the</w:t>
+      </w:r>
+      <w:r>
+        <w:t xml:space="preserve"> </w:t>
+      </w:r>
+      <w:hyperlink r:id="rId17">
+        <w:r>
+          <w:rPr>
+            <w:rStyle w:val="Hyperlink"/>
+          </w:rPr>
+          <w:t xml:space="preserve">score</w:t>
+        </w:r>
+      </w:hyperlink>
+      <w:r>
+        <w:t xml:space="preserve">.</w:t>
+      </w:r>
+      <w:r>
+        <w:t xml:space="preserve"> </w:t>
+      </w:r>
+      <w:r>
+        <w:t xml:space="preserve">The expected squared score is the</w:t>
+      </w:r>
+      <w:r>
+        <w:t xml:space="preserve"> </w:t>
+      </w:r>
+      <w:hyperlink r:id="rId18">
+        <w:r>
+          <w:rPr>
+            <w:rStyle w:val="Hyperlink"/>
+          </w:rPr>
+          <w:t xml:space="preserve">expected (Fisher) information</w:t>
+        </w:r>
+      </w:hyperlink>
+      <w:r>
+        <w:t xml:space="preserve">,</w:t>
+      </w:r>
+      <w:r>
+        <w:t xml:space="preserve"> </w:t>
+      </w:r>
+      <w:r>
+        <w:t xml:space="preserve">which is also the second derivative, at the true parameter value,</w:t>
+      </w:r>
+      <w:r>
+        <w:t xml:space="preserve"> </w:t>
+      </w:r>
+      <w:r>
+        <w:t xml:space="preserve">of the</w:t>
+      </w:r>
+      <w:r>
+        <w:t xml:space="preserve"> </w:t>
+      </w:r>
+      <w:hyperlink r:id="rId19">
+        <w:r>
+          <w:rPr>
+            <w:rStyle w:val="Hyperlink"/>
+          </w:rPr>
+          <w:t xml:space="preserve">Kullback–Leibler divergence</w:t>
+        </w:r>
+      </w:hyperlink>
+      <w:r>
+        <w:t xml:space="preserve"> </w:t>
+      </w:r>
+      <w:r>
+        <w:t xml:space="preserve">between the model at that value and the model at the varying value</w:t>
+      </w:r>
+      <w:r>
+        <w:t xml:space="preserve"> </w:t>
+      </w:r>
+      <w:r>
+        <w:t xml:space="preserve">(</w:t>
+      </w:r>
+      <w:hyperlink r:id="rId20">
+        <w:r>
+          <w:rPr>
+            <w:rStyle w:val="Hyperlink"/>
+          </w:rPr>
+          <w:t xml:space="preserve">proved in the sds notes</w:t>
+        </w:r>
+      </w:hyperlink>
+      <w:r>
+        <w:t xml:space="preserve">).</w:t>
+      </w:r>
+    </w:p>
+    <w:bookmarkEnd w:id="21"/>
+    <w:bookmarkEnd w:id="22"/>
+    <w:bookmarkStart w:id="27" w:name="sec-conditional-entropy"/>
     <w:p>
       <w:pPr>
         <w:pStyle w:val="Heading2"/>
@@ -1356,7 +1580,7 @@
         <w:t xml:space="preserve">2 Joint and conditional entropy</w:t>
       </w:r>
     </w:p>
-    <w:bookmarkStart w:id="18" w:name="def-joint-entropy"/>
+    <w:bookmarkStart w:id="23" w:name="def-joint-entropy"/>
     <w:p>
       <w:pPr>
         <w:pStyle w:val="FirstParagraph"/>
@@ -1776,8 +2000,8 @@
         <w:t xml:space="preserve">.</w:t>
       </w:r>
     </w:p>
-    <w:bookmarkEnd w:id="18"/>
-    <w:bookmarkStart w:id="19" w:name="def-entropy-given-value"/>
+    <w:bookmarkEnd w:id="23"/>
+    <w:bookmarkStart w:id="24" w:name="def-entropy-given-value"/>
     <w:p>
       <w:pPr>
         <w:pStyle w:val="BodyText"/>
@@ -2298,8 +2522,8 @@
         <w:t xml:space="preserve">.</w:t>
       </w:r>
     </w:p>
-    <w:bookmarkEnd w:id="19"/>
-    <w:bookmarkStart w:id="20" w:name="def-conditional-entropy"/>
+    <w:bookmarkEnd w:id="24"/>
+    <w:bookmarkStart w:id="25" w:name="def-conditional-entropy"/>
     <w:p>
       <w:pPr>
         <w:pStyle w:val="BodyText"/>
@@ -2745,8 +2969,8 @@
         <w:t xml:space="preserve">.</w:t>
       </w:r>
     </w:p>
-    <w:bookmarkEnd w:id="20"/>
-    <w:bookmarkStart w:id="21" w:name="thm-entropy-chain-rule"/>
+    <w:bookmarkEnd w:id="25"/>
+    <w:bookmarkStart w:id="26" w:name="thm-entropy-chain-rule"/>
     <w:p>
       <w:pPr>
         <w:pStyle w:val="BodyText"/>
@@ -2892,7 +3116,7 @@
         </m:oMath>
       </m:oMathPara>
     </w:p>
-    <w:bookmarkEnd w:id="21"/>
+    <w:bookmarkEnd w:id="26"/>
     <w:p>
       <w:pPr>
         <w:pStyle w:val="FirstParagraph"/>
@@ -4277,8 +4501,8 @@
         <w:t xml:space="preserve">.</w:t>
       </w:r>
     </w:p>
-    <w:bookmarkEnd w:id="22"/>
-    <w:bookmarkStart w:id="31" w:name="sec-mutual-information"/>
+    <w:bookmarkEnd w:id="27"/>
+    <w:bookmarkStart w:id="35" w:name="sec-mutual-information"/>
     <w:p>
       <w:pPr>
         <w:pStyle w:val="Heading2"/>
@@ -4287,7 +4511,7 @@
         <w:t xml:space="preserve">3 Mutual information</w:t>
       </w:r>
     </w:p>
-    <w:bookmarkStart w:id="23" w:name="def-mutual-information"/>
+    <w:bookmarkStart w:id="28" w:name="def-mutual-information"/>
     <w:p>
       <w:pPr>
         <w:pStyle w:val="FirstParagraph"/>
@@ -4573,8 +4797,8 @@
         <w:t xml:space="preserve">.</w:t>
       </w:r>
     </w:p>
-    <w:bookmarkEnd w:id="23"/>
-    <w:bookmarkStart w:id="24" w:name="thm-mutual-information-symmetric"/>
+    <w:bookmarkEnd w:id="28"/>
+    <w:bookmarkStart w:id="29" w:name="thm-mutual-information-symmetric"/>
     <w:p>
       <w:pPr>
         <w:pStyle w:val="BodyText"/>
@@ -4756,7 +4980,7 @@
         </m:oMath>
       </m:oMathPara>
     </w:p>
-    <w:bookmarkEnd w:id="24"/>
+    <w:bookmarkEnd w:id="29"/>
     <w:p>
       <w:pPr>
         <w:pStyle w:val="FirstParagraph"/>
@@ -5298,7 +5522,7 @@
         <w:t xml:space="preserve">by the same definition.</w:t>
       </w:r>
     </w:p>
-    <w:bookmarkStart w:id="26" w:name="rem-mutual-information-kl"/>
+    <w:bookmarkStart w:id="30" w:name="rem-mutual-information-kl"/>
     <w:p>
       <w:pPr>
         <w:pStyle w:val="BodyText"/>
@@ -5308,7 +5532,7 @@
           <w:i/>
           <w:iCs/>
         </w:rPr>
-        <w:t xml:space="preserve">Remark 3</w:t>
+        <w:t xml:space="preserve">Remark 4</w:t>
       </w:r>
       <w:r>
         <w:t xml:space="preserve"> (Mutual information as a divergence). </w:t>
@@ -5331,7 +5555,7 @@
       <w:r>
         <w:t xml:space="preserve"> </w:t>
       </w:r>
-      <w:hyperlink r:id="rId25">
+      <w:hyperlink r:id="rId19">
         <w:r>
           <w:rPr>
             <w:rStyle w:val="Hyperlink"/>
@@ -5593,8 +5817,8 @@
         <w:t xml:space="preserve">on average.</w:t>
       </w:r>
     </w:p>
-    <w:bookmarkEnd w:id="26"/>
-    <w:bookmarkStart w:id="27" w:name="def-information-gain"/>
+    <w:bookmarkEnd w:id="30"/>
+    <w:bookmarkStart w:id="31" w:name="def-information-gain"/>
     <w:p>
       <w:pPr>
         <w:pStyle w:val="BodyText"/>
@@ -5662,8 +5886,8 @@
         <w:t xml:space="preserve">.</w:t>
       </w:r>
     </w:p>
-    <w:bookmarkEnd w:id="27"/>
-    <w:bookmarkStart w:id="28" w:name="rem-information-gain"/>
+    <w:bookmarkEnd w:id="31"/>
+    <w:bookmarkStart w:id="32" w:name="rem-information-gain"/>
     <w:p>
       <w:pPr>
         <w:pStyle w:val="BodyText"/>
@@ -5673,7 +5897,7 @@
           <w:i/>
           <w:iCs/>
         </w:rPr>
-        <w:t xml:space="preserve">Remark 4</w:t>
+        <w:t xml:space="preserve">Remark 5</w:t>
       </w:r>
       <w:r>
         <w:t xml:space="preserve"> (Information gain is mutual information). </w:t>
@@ -5855,8 +6079,8 @@
         <w:t xml:space="preserve">.</w:t>
       </w:r>
     </w:p>
-    <w:bookmarkEnd w:id="28"/>
-    <w:bookmarkStart w:id="29" w:name="exr-information-gain"/>
+    <w:bookmarkEnd w:id="32"/>
+    <w:bookmarkStart w:id="33" w:name="exr-information-gain"/>
     <w:p>
       <w:pPr>
         <w:pStyle w:val="BodyText"/>
@@ -6255,7 +6479,7 @@
           <w:rPr>
             <w:rStyle w:val="Hyperlink"/>
           </w:rPr>
-          <w:t xml:space="preserve">Remark 4</w:t>
+          <w:t xml:space="preserve">Remark 5</w:t>
         </w:r>
       </w:hyperlink>
       <w:r>
@@ -6511,8 +6735,8 @@
         <w:t xml:space="preserve">Which split has the larger gain?</w:t>
       </w:r>
     </w:p>
-    <w:bookmarkEnd w:id="29"/>
-    <w:bookmarkStart w:id="30" w:name="sol-information-gain"/>
+    <w:bookmarkEnd w:id="33"/>
+    <w:bookmarkStart w:id="34" w:name="sol-information-gain"/>
     <w:p>
       <w:pPr>
         <w:pStyle w:val="FirstParagraph"/>
@@ -7997,9 +8221,9 @@
         <w:t xml:space="preserve">so its entropy gets less weight.</w:t>
       </w:r>
     </w:p>
-    <w:bookmarkEnd w:id="30"/>
-    <w:bookmarkEnd w:id="31"/>
-    <w:bookmarkStart w:id="38" w:name="references"/>
+    <w:bookmarkEnd w:id="34"/>
+    <w:bookmarkEnd w:id="35"/>
+    <w:bookmarkStart w:id="42" w:name="references"/>
     <w:p>
       <w:pPr>
         <w:pStyle w:val="Heading2"/>
@@ -8008,8 +8232,8 @@
         <w:t xml:space="preserve">References</w:t>
       </w:r>
     </w:p>
-    <w:bookmarkStart w:id="37" w:name="refs"/>
-    <w:bookmarkStart w:id="33" w:name="ref-cover2006elements"/>
+    <w:bookmarkStart w:id="41" w:name="refs"/>
+    <w:bookmarkStart w:id="37" w:name="ref-cover2006elements"/>
     <w:p>
       <w:pPr>
         <w:pStyle w:val="Bibliography"/>
@@ -8033,7 +8257,7 @@
       <w:r>
         <w:t xml:space="preserve"> </w:t>
       </w:r>
-      <w:hyperlink r:id="rId32">
+      <w:hyperlink r:id="rId36">
         <w:r>
           <w:rPr>
             <w:rStyle w:val="Hyperlink"/>
@@ -8045,8 +8269,8 @@
         <w:t xml:space="preserve">.</w:t>
       </w:r>
     </w:p>
-    <w:bookmarkEnd w:id="33"/>
-    <w:bookmarkStart w:id="34" w:name="ref-mackay2003information"/>
+    <w:bookmarkEnd w:id="37"/>
+    <w:bookmarkStart w:id="38" w:name="ref-mackay2003information"/>
     <w:p>
       <w:pPr>
         <w:pStyle w:val="Bibliography"/>
@@ -8068,8 +8292,8 @@
         <w:t xml:space="preserve">. Cambridge University Press.</w:t>
       </w:r>
     </w:p>
-    <w:bookmarkEnd w:id="34"/>
-    <w:bookmarkStart w:id="36" w:name="ref-quinlan1986induction"/>
+    <w:bookmarkEnd w:id="38"/>
+    <w:bookmarkStart w:id="40" w:name="ref-quinlan1986induction"/>
     <w:p>
       <w:pPr>
         <w:pStyle w:val="Bibliography"/>
@@ -8102,7 +8326,7 @@
       <w:r>
         <w:t xml:space="preserve"> </w:t>
       </w:r>
-      <w:hyperlink r:id="rId35">
+      <w:hyperlink r:id="rId39">
         <w:r>
           <w:rPr>
             <w:rStyle w:val="Hyperlink"/>
@@ -8114,9 +8338,9 @@
         <w:t xml:space="preserve">.</w:t>
       </w:r>
     </w:p>
-    <w:bookmarkEnd w:id="36"/>
-    <w:bookmarkEnd w:id="37"/>
-    <w:bookmarkEnd w:id="38"/>
+    <w:bookmarkEnd w:id="40"/>
+    <w:bookmarkEnd w:id="41"/>
+    <w:bookmarkEnd w:id="42"/>
     <w:sectPr>
       <w:footnotePr>
         <w:numRestart w:val="eachSect"/>

--- a/entropy.docx
+++ b/entropy.docx
@@ -15,7 +15,7 @@
         <w:pStyle w:val="Date"/>
       </w:pPr>
       <w:r>
-        <w:t xml:space="preserve">Last modified: 2026-10-24 19:16:36 (PDT)</w:t>
+        <w:t xml:space="preserve">Last modified: 2026-10-24 21:50:48 (PDT)</w:t>
       </w:r>
     </w:p>
     <w:p>
@@ -133,6 +133,7 @@
       <m:oMath>
         <m:r>
           <m:rPr>
+            <m:scr m:val="double-struck"/>
             <m:sty m:val="p"/>
           </m:rPr>
           <m:t>P</m:t>
@@ -238,6 +239,7 @@
           </m:r>
           <m:r>
             <m:rPr>
+              <m:scr m:val="double-struck"/>
               <m:sty m:val="p"/>
             </m:rPr>
             <m:t>P</m:t>
@@ -1098,6 +1100,7 @@
               </m:r>
               <m:r>
                 <m:rPr>
+                  <m:scr m:val="double-struck"/>
                   <m:sty m:val="p"/>
                 </m:rPr>
                 <m:t>E</m:t>
@@ -1127,6 +1130,7 @@
                   </m:r>
                   <m:r>
                     <m:rPr>
+                      <m:scr m:val="double-struck"/>
                       <m:sty m:val="p"/>
                     </m:rPr>
                     <m:t>P</m:t>
@@ -1164,6 +1168,7 @@
               </m:r>
               <m:r>
                 <m:rPr>
+                  <m:scr m:val="double-struck"/>
                   <m:sty m:val="p"/>
                 </m:rPr>
                 <m:t>E</m:t>
@@ -1684,6 +1689,7 @@
         </m:limUpp>
         <m:r>
           <m:rPr>
+            <m:scr m:val="double-struck"/>
             <m:sty m:val="p"/>
           </m:rPr>
           <m:t>P</m:t>
@@ -2119,6 +2125,7 @@
         </m:limUpp>
         <m:r>
           <m:rPr>
+            <m:scr m:val="double-struck"/>
             <m:sty m:val="p"/>
           </m:rPr>
           <m:t>P</m:t>
@@ -2255,6 +2262,7 @@
       <m:oMath>
         <m:r>
           <m:rPr>
+            <m:scr m:val="double-struck"/>
             <m:sty m:val="p"/>
           </m:rPr>
           <m:t>P</m:t>
@@ -2626,6 +2634,7 @@
         </m:limUpp>
         <m:r>
           <m:rPr>
+            <m:scr m:val="double-struck"/>
             <m:sty m:val="p"/>
           </m:rPr>
           <m:t>P</m:t>

--- a/entropy.docx
+++ b/entropy.docx
@@ -15,7 +15,7 @@
         <w:pStyle w:val="Date"/>
       </w:pPr>
       <w:r>
-        <w:t xml:space="preserve">Last modified: 2026-10-24 21:50:48 (PDT)</w:t>
+        <w:t xml:space="preserve">Last modified: 2026-10-26 09:06:27 (PDT)</w:t>
       </w:r>
     </w:p>
     <w:p>

--- a/entropy.docx
+++ b/entropy.docx
@@ -15,7 +15,7 @@
         <w:pStyle w:val="Date"/>
       </w:pPr>
       <w:r>
-        <w:t xml:space="preserve">Last modified: 2026-10-26 09:06:27 (PDT)</w:t>
+        <w:t xml:space="preserve">Last modified: 2026-10-26 16:12:37 (PDT)</w:t>
       </w:r>
     </w:p>
     <w:p>
@@ -56,7 +56,7 @@
         <w:t xml:space="preserve">.</w:t>
       </w:r>
     </w:p>
-    <w:bookmarkStart w:id="22" w:name="sec-surprisal"/>
+    <w:bookmarkStart w:id="26" w:name="sec-surprisal"/>
     <w:p>
       <w:pPr>
         <w:pStyle w:val="Heading2"/>
@@ -282,43 +282,409 @@
         <w:pStyle w:val="FirstParagraph"/>
       </w:pPr>
       <w:r>
-        <w:t xml:space="preserve">With base-2 logarithms, surprisal is measured in</w:t>
+        <w:t xml:space="preserve">With base-2 logarithms, surprisal is also called the</w:t>
       </w:r>
       <w:r>
         <w:t xml:space="preserve"> </w:t>
       </w:r>
       <w:r>
         <w:rPr>
-          <w:i/>
-          <w:iCs/>
+          <w:b/>
+          <w:bCs/>
         </w:rPr>
-        <w:t xml:space="preserve">bits</w:t>
-      </w:r>
-      <w:r>
-        <w:t xml:space="preserve">;</w:t>
-      </w:r>
-      <w:r>
-        <w:t xml:space="preserve"> </w:t>
-      </w:r>
-      <w:r>
-        <w:t xml:space="preserve">with natural logarithms, in</w:t>
-      </w:r>
-      <w:r>
-        <w:t xml:space="preserve"> </w:t>
-      </w:r>
-      <w:r>
-        <w:rPr>
-          <w:i/>
-          <w:iCs/>
-        </w:rPr>
-        <w:t xml:space="preserve">nats</w:t>
+        <w:t xml:space="preserve">Shannon information content</w:t>
+      </w:r>
+      <w:r>
+        <w:t xml:space="preserve"> </w:t>
+      </w:r>
+      <w:r>
+        <w:t xml:space="preserve">of the outcome</w:t>
+      </w:r>
+      <w:r>
+        <w:t xml:space="preserve"> </w:t>
+      </w:r>
+      <m:oMath>
+        <m:r>
+          <m:t>x</m:t>
+        </m:r>
+      </m:oMath>
+      <w:r>
+        <w:t xml:space="preserve"> </w:t>
+      </w:r>
+      <w:r>
+        <w:t xml:space="preserve">(MacKay 2003, sec. 2.4)</w:t>
       </w:r>
       <w:r>
         <w:t xml:space="preserve">.</w:t>
       </w:r>
     </w:p>
     <w:bookmarkEnd w:id="10"/>
-    <w:bookmarkStart w:id="11" w:name="exm-surprisal-coins"/>
+    <w:bookmarkStart w:id="11" w:name="def-bit"/>
+    <w:p>
+      <w:pPr>
+        <w:pStyle w:val="BodyText"/>
+      </w:pPr>
+      <w:r>
+        <w:rPr>
+          <w:b/>
+          <w:bCs/>
+        </w:rPr>
+        <w:t xml:space="preserve">Definition 2 (Bit)</w:t>
+      </w:r>
+      <w:r>
+        <w:t xml:space="preserve"> </w:t>
+      </w:r>
+      <w:r>
+        <w:t xml:space="preserve">A</w:t>
+      </w:r>
+      <w:r>
+        <w:t xml:space="preserve"> </w:t>
+      </w:r>
+      <w:r>
+        <w:rPr>
+          <w:b/>
+          <w:bCs/>
+        </w:rPr>
+        <w:t xml:space="preserve">bit</w:t>
+      </w:r>
+      <w:r>
+        <w:t xml:space="preserve"> </w:t>
+      </w:r>
+      <w:r>
+        <w:t xml:space="preserve">is the unit of information</w:t>
+      </w:r>
+      <w:r>
+        <w:t xml:space="preserve"> </w:t>
+      </w:r>
+      <w:r>
+        <w:t xml:space="preserve">when the logarithm in</w:t>
+      </w:r>
+      <w:r>
+        <w:t xml:space="preserve"> </w:t>
+      </w:r>
+      <w:hyperlink w:anchor="def-surprisal">
+        <w:r>
+          <w:rPr>
+            <w:rStyle w:val="Hyperlink"/>
+          </w:rPr>
+          <w:t xml:space="preserve">surprisal</w:t>
+        </w:r>
+      </w:hyperlink>
+      <w:r>
+        <w:t xml:space="preserve">,</w:t>
+      </w:r>
+      <w:r>
+        <w:t xml:space="preserve"> </w:t>
+      </w:r>
+      <w:r>
+        <w:t xml:space="preserve">and in every quantity built from it, has base</w:t>
+      </w:r>
+      <w:r>
+        <w:t xml:space="preserve"> </w:t>
+      </w:r>
+      <m:oMath>
+        <m:r>
+          <m:t>2</m:t>
+        </m:r>
+      </m:oMath>
+      <w:r>
+        <w:t xml:space="preserve">.</w:t>
+      </w:r>
+    </w:p>
+    <w:p>
+      <w:pPr>
+        <w:pStyle w:val="BodyText"/>
+      </w:pPr>
+      <w:r>
+        <w:t xml:space="preserve">One bit is the surprisal of an outcome with probability</w:t>
+      </w:r>
+      <w:r>
+        <w:t xml:space="preserve"> </w:t>
+      </w:r>
+      <m:oMath>
+        <m:r>
+          <m:t>1</m:t>
+        </m:r>
+        <m:r>
+          <m:rPr>
+            <m:sty m:val="p"/>
+          </m:rPr>
+          <m:t>/</m:t>
+        </m:r>
+        <m:r>
+          <m:t>2</m:t>
+        </m:r>
+      </m:oMath>
+      <w:r>
+        <w:t xml:space="preserve">:</w:t>
+      </w:r>
+      <w:r>
+        <w:t xml:space="preserve"> </w:t>
+      </w:r>
+      <w:r>
+        <w:t xml:space="preserve">for an outcome</w:t>
+      </w:r>
+      <w:r>
+        <w:t xml:space="preserve"> </w:t>
+      </w:r>
+      <m:oMath>
+        <m:r>
+          <m:t>x</m:t>
+        </m:r>
+      </m:oMath>
+      <w:r>
+        <w:t xml:space="preserve"> </w:t>
+      </w:r>
+      <w:r>
+        <w:t xml:space="preserve">of a discrete random variable</w:t>
+      </w:r>
+      <w:r>
+        <w:t xml:space="preserve"> </w:t>
+      </w:r>
+      <m:oMath>
+        <m:r>
+          <m:t>X</m:t>
+        </m:r>
+      </m:oMath>
+      <w:r>
+        <w:t xml:space="preserve">,</w:t>
+      </w:r>
+    </w:p>
+    <w:p>
+      <w:pPr>
+        <w:pStyle w:val="BodyText"/>
+      </w:pPr>
+      <m:oMathPara>
+        <m:oMathParaPr>
+          <m:jc m:val="center"/>
+        </m:oMathParaPr>
+        <m:oMath>
+          <m:eqArr>
+            <m:e>
+              <m:r>
+                <m:t>s</m:t>
+              </m:r>
+              <m:r>
+                <m:rPr>
+                  <m:sty m:val="p"/>
+                </m:rPr>
+                <m:t>(</m:t>
+              </m:r>
+              <m:r>
+                <m:t>x</m:t>
+              </m:r>
+              <m:r>
+                <m:rPr>
+                  <m:sty m:val="p"/>
+                </m:rPr>
+                <m:t>)</m:t>
+              </m:r>
+              <m:r>
+                <m:rPr>
+                  <m:sty m:val="p"/>
+                </m:rPr>
+                <m:t>=</m:t>
+              </m:r>
+              <m:r>
+                <m:t>1</m:t>
+              </m:r>
+              <m:r>
+                <m:rPr>
+                  <m:nor/>
+                  <m:sty m:val="p"/>
+                </m:rPr>
+                <m:t> bit</m:t>
+              </m:r>
+              <m:r>
+                <m:t>&amp;</m:t>
+              </m:r>
+              <m:r>
+                <m:rPr>
+                  <m:sty m:val="p"/>
+                </m:rPr>
+                <m:t>⇔</m:t>
+              </m:r>
+              <m:r>
+                <m:rPr>
+                  <m:sty m:val="p"/>
+                </m:rPr>
+                <m:t>−</m:t>
+              </m:r>
+              <m:sSub>
+                <m:e>
+                  <m:r>
+                    <m:rPr>
+                      <m:sty m:val="p"/>
+                    </m:rPr>
+                    <m:t>log</m:t>
+                  </m:r>
+                </m:e>
+                <m:sub>
+                  <m:r>
+                    <m:t>2</m:t>
+                  </m:r>
+                </m:sub>
+              </m:sSub>
+              <m:r>
+                <m:rPr>
+                  <m:scr m:val="double-struck"/>
+                  <m:sty m:val="p"/>
+                </m:rPr>
+                <m:t>P</m:t>
+              </m:r>
+              <m:r>
+                <m:rPr>
+                  <m:sty m:val="p"/>
+                </m:rPr>
+                <m:t>(</m:t>
+              </m:r>
+              <m:r>
+                <m:t>X</m:t>
+              </m:r>
+              <m:r>
+                <m:rPr>
+                  <m:sty m:val="p"/>
+                </m:rPr>
+                <m:t>=</m:t>
+              </m:r>
+              <m:r>
+                <m:t>x</m:t>
+              </m:r>
+              <m:r>
+                <m:rPr>
+                  <m:sty m:val="p"/>
+                </m:rPr>
+                <m:t>)</m:t>
+              </m:r>
+              <m:r>
+                <m:rPr>
+                  <m:sty m:val="p"/>
+                </m:rPr>
+                <m:t>=</m:t>
+              </m:r>
+              <m:r>
+                <m:t>1</m:t>
+              </m:r>
+            </m:e>
+            <m:e>
+              <m:r>
+                <m:t>&amp;</m:t>
+              </m:r>
+              <m:r>
+                <m:rPr>
+                  <m:sty m:val="p"/>
+                </m:rPr>
+                <m:t>⇔</m:t>
+              </m:r>
+              <m:r>
+                <m:rPr>
+                  <m:scr m:val="double-struck"/>
+                  <m:sty m:val="p"/>
+                </m:rPr>
+                <m:t>P</m:t>
+              </m:r>
+              <m:r>
+                <m:rPr>
+                  <m:sty m:val="p"/>
+                </m:rPr>
+                <m:t>(</m:t>
+              </m:r>
+              <m:r>
+                <m:t>X</m:t>
+              </m:r>
+              <m:r>
+                <m:rPr>
+                  <m:sty m:val="p"/>
+                </m:rPr>
+                <m:t>=</m:t>
+              </m:r>
+              <m:r>
+                <m:t>x</m:t>
+              </m:r>
+              <m:r>
+                <m:rPr>
+                  <m:sty m:val="p"/>
+                </m:rPr>
+                <m:t>)</m:t>
+              </m:r>
+              <m:r>
+                <m:rPr>
+                  <m:sty m:val="p"/>
+                </m:rPr>
+                <m:t>=</m:t>
+              </m:r>
+              <m:sSup>
+                <m:e>
+                  <m:r>
+                    <m:t>2</m:t>
+                  </m:r>
+                </m:e>
+                <m:sup>
+                  <m:r>
+                    <m:rPr>
+                      <m:sty m:val="p"/>
+                    </m:rPr>
+                    <m:t>−</m:t>
+                  </m:r>
+                  <m:r>
+                    <m:t>1</m:t>
+                  </m:r>
+                </m:sup>
+              </m:sSup>
+              <m:r>
+                <m:rPr>
+                  <m:sty m:val="p"/>
+                </m:rPr>
+                <m:t>=</m:t>
+              </m:r>
+              <m:f>
+                <m:fPr>
+                  <m:type m:val="lin"/>
+                </m:fPr>
+                <m:num>
+                  <m:r>
+                    <m:t>1</m:t>
+                  </m:r>
+                </m:num>
+                <m:den>
+                  <m:r>
+                    <m:t>2</m:t>
+                  </m:r>
+                </m:den>
+              </m:f>
+              <m:r>
+                <m:rPr>
+                  <m:sty m:val="p"/>
+                </m:rPr>
+                <m:t>.</m:t>
+              </m:r>
+            </m:e>
+          </m:eqArr>
+        </m:oMath>
+      </m:oMathPara>
+    </w:p>
+    <w:p>
+      <w:pPr>
+        <w:pStyle w:val="FirstParagraph"/>
+      </w:pPr>
+      <w:r>
+        <w:t xml:space="preserve">In words, a bit is the surprisal of the outcome of one binary trial</w:t>
+      </w:r>
+      <w:r>
+        <w:t xml:space="preserve"> </w:t>
+      </w:r>
+      <w:r>
+        <w:t xml:space="preserve">whose two outcomes are equally likely,</w:t>
+      </w:r>
+      <w:r>
+        <w:t xml:space="preserve"> </w:t>
+      </w:r>
+      <w:r>
+        <w:t xml:space="preserve">such as one toss of a fair coin.</w:t>
+      </w:r>
+    </w:p>
+    <w:bookmarkEnd w:id="11"/>
+    <w:bookmarkStart w:id="12" w:name="exm-surprisal-coins"/>
     <w:p>
       <w:pPr>
         <w:pStyle w:val="BodyText"/>
@@ -674,7 +1040,21 @@
         <w:t xml:space="preserve"> </w:t>
       </w:r>
       <w:r>
-        <w:t xml:space="preserve">of the outcome, in bits.</w:t>
+        <w:t xml:space="preserve">of the outcome, in</w:t>
+      </w:r>
+      <w:r>
+        <w:t xml:space="preserve"> </w:t>
+      </w:r>
+      <w:hyperlink w:anchor="def-bit">
+        <w:r>
+          <w:rPr>
+            <w:rStyle w:val="Hyperlink"/>
+          </w:rPr>
+          <w:t xml:space="preserve">bits</w:t>
+        </w:r>
+      </w:hyperlink>
+      <w:r>
+        <w:t xml:space="preserve">.</w:t>
       </w:r>
     </w:p>
     <w:p>
@@ -824,226 +1204,46 @@
         </m:oMath>
       </m:oMathPara>
     </w:p>
-    <w:bookmarkEnd w:id="11"/>
-    <w:bookmarkStart w:id="12" w:name="rem-surprisal-meaning"/>
+    <w:bookmarkEnd w:id="12"/>
+    <w:bookmarkStart w:id="13" w:name="def-nat"/>
     <w:p>
       <w:pPr>
         <w:pStyle w:val="FirstParagraph"/>
       </w:pPr>
       <w:r>
         <w:rPr>
-          <w:i/>
-          <w:iCs/>
+          <w:b/>
+          <w:bCs/>
         </w:rPr>
-        <w:t xml:space="preserve">Remark 1</w:t>
-      </w:r>
-      <w:r>
-        <w:t xml:space="preserve"> (Unlikely outcomes carry more information). </w:t>
-      </w:r>
-      <w:r>
-        <w:t xml:space="preserve">Surprisal is large when an outcome was unlikely,</w:t>
-      </w:r>
-      <w:r>
-        <w:t xml:space="preserve"> </w:t>
-      </w:r>
-      <w:r>
-        <w:t xml:space="preserve">and it falls to</w:t>
-      </w:r>
-      <w:r>
-        <w:t xml:space="preserve"> </w:t>
-      </w:r>
-      <m:oMath>
-        <m:r>
-          <m:t>0</m:t>
-        </m:r>
-      </m:oMath>
-      <w:r>
-        <w:t xml:space="preserve"> </w:t>
-      </w:r>
-      <w:r>
-        <w:t xml:space="preserve">as the outcome becomes certain.</w:t>
-      </w:r>
-      <w:r>
-        <w:t xml:space="preserve"> </w:t>
-      </w:r>
-      <w:r>
-        <w:t xml:space="preserve">Correctly predicting heads on one toss of a fair coin is worth</w:t>
-      </w:r>
-      <w:r>
-        <w:t xml:space="preserve"> </w:t>
-      </w:r>
-      <m:oMath>
-        <m:r>
-          <m:t>1</m:t>
-        </m:r>
-      </m:oMath>
-      <w:r>
-        <w:t xml:space="preserve"> </w:t>
-      </w:r>
-      <w:r>
-        <w:t xml:space="preserve">bit;</w:t>
-      </w:r>
-      <w:r>
-        <w:t xml:space="preserve"> </w:t>
-      </w:r>
-      <w:r>
-        <w:t xml:space="preserve">correctly predicting ten heads in a row is worth</w:t>
-      </w:r>
-      <w:r>
-        <w:t xml:space="preserve"> </w:t>
-      </w:r>
-      <m:oMath>
-        <m:r>
-          <m:t>10</m:t>
-        </m:r>
-      </m:oMath>
-      <w:r>
-        <w:t xml:space="preserve"> </w:t>
-      </w:r>
-      <w:r>
-        <w:t xml:space="preserve">bits.</w:t>
-      </w:r>
-      <w:r>
-        <w:t xml:space="preserve"> </w:t>
-      </w:r>
-      <w:r>
-        <w:t xml:space="preserve">MacKay (2003, sec. 2.4)</w:t>
-      </w:r>
-      <w:r>
-        <w:t xml:space="preserve"> </w:t>
-      </w:r>
-      <w:r>
-        <w:t xml:space="preserve">calls</w:t>
-      </w:r>
-      <w:r>
-        <w:t xml:space="preserve"> </w:t>
-      </w:r>
-      <m:oMath>
-        <m:r>
-          <m:t>s</m:t>
-        </m:r>
-        <m:r>
-          <m:rPr>
-            <m:sty m:val="p"/>
-          </m:rPr>
-          <m:t>(</m:t>
-        </m:r>
-        <m:r>
-          <m:t>x</m:t>
-        </m:r>
-        <m:r>
-          <m:rPr>
-            <m:sty m:val="p"/>
-          </m:rPr>
-          <m:t>)</m:t>
-        </m:r>
-      </m:oMath>
-      <w:r>
-        <w:t xml:space="preserve"> </w:t>
-      </w:r>
-      <w:r>
-        <w:t xml:space="preserve">in bits</w:t>
-      </w:r>
-      <w:r>
-        <w:t xml:space="preserve"> </w:t>
-      </w:r>
-      <w:r>
-        <w:t xml:space="preserve">the</w:t>
+        <w:t xml:space="preserve">Definition 3 (Nat)</w:t>
+      </w:r>
+      <w:r>
+        <w:t xml:space="preserve"> </w:t>
+      </w:r>
+      <w:r>
+        <w:t xml:space="preserve">A</w:t>
       </w:r>
       <w:r>
         <w:t xml:space="preserve"> </w:t>
       </w:r>
       <w:r>
         <w:rPr>
-          <w:i/>
-          <w:iCs/>
+          <w:b/>
+          <w:bCs/>
         </w:rPr>
-        <w:t xml:space="preserve">Shannon information content</w:t>
-      </w:r>
-      <w:r>
-        <w:t xml:space="preserve"> </w:t>
-      </w:r>
-      <w:r>
-        <w:t xml:space="preserve">of the outcome</w:t>
-      </w:r>
-      <w:r>
-        <w:t xml:space="preserve"> </w:t>
-      </w:r>
-      <m:oMath>
-        <m:r>
-          <m:t>x</m:t>
-        </m:r>
-      </m:oMath>
-      <w:r>
-        <w:t xml:space="preserve">.</w:t>
-      </w:r>
-    </w:p>
-    <w:bookmarkEnd w:id="12"/>
-    <w:bookmarkStart w:id="16" w:name="rem-entropy-expected-surprisal"/>
-    <w:p>
-      <w:pPr>
-        <w:pStyle w:val="BodyText"/>
-      </w:pPr>
-      <w:r>
-        <w:rPr>
-          <w:i/>
-          <w:iCs/>
-        </w:rPr>
-        <w:t xml:space="preserve">Remark 2</w:t>
-      </w:r>
-      <w:r>
-        <w:t xml:space="preserve"> (Entropy is expected surprisal). </w:t>
-      </w:r>
-      <w:r>
-        <w:t xml:space="preserve">The</w:t>
-      </w:r>
-      <w:r>
-        <w:t xml:space="preserve"> </w:t>
-      </w:r>
-      <w:hyperlink r:id="rId13">
-        <w:r>
-          <w:rPr>
-            <w:rStyle w:val="Hyperlink"/>
-          </w:rPr>
-          <w:t xml:space="preserve">entropy</w:t>
-        </w:r>
-      </w:hyperlink>
-      <w:r>
-        <w:t xml:space="preserve"> </w:t>
-      </w:r>
-      <w:r>
-        <w:t xml:space="preserve">of a discrete random variable</w:t>
-      </w:r>
-      <w:r>
-        <w:t xml:space="preserve"> </w:t>
-      </w:r>
-      <m:oMath>
-        <m:r>
-          <m:t>X</m:t>
-        </m:r>
-      </m:oMath>
-      <w:r>
-        <w:t xml:space="preserve"> </w:t>
-      </w:r>
-      <w:r>
-        <w:t xml:space="preserve">is the</w:t>
-      </w:r>
-      <w:r>
-        <w:t xml:space="preserve"> </w:t>
-      </w:r>
-      <w:hyperlink r:id="rId14">
-        <w:r>
-          <w:rPr>
-            <w:rStyle w:val="Hyperlink"/>
-          </w:rPr>
-          <w:t xml:space="preserve">expectation</w:t>
-        </w:r>
-      </w:hyperlink>
-      <w:r>
-        <w:t xml:space="preserve"> </w:t>
-      </w:r>
-      <w:r>
-        <w:t xml:space="preserve">of its</w:t>
+        <w:t xml:space="preserve">nat</w:t>
+      </w:r>
+      <w:r>
+        <w:t xml:space="preserve"> </w:t>
+      </w:r>
+      <w:r>
+        <w:t xml:space="preserve">is the unit of information</w:t>
+      </w:r>
+      <w:r>
+        <w:t xml:space="preserve"> </w:t>
+      </w:r>
+      <w:r>
+        <w:t xml:space="preserve">when the logarithm in</w:t>
       </w:r>
       <w:r>
         <w:t xml:space="preserve"> </w:t>
@@ -1057,7 +1257,76 @@
         </w:r>
       </w:hyperlink>
       <w:r>
+        <w:t xml:space="preserve">,</w:t>
+      </w:r>
+      <w:r>
+        <w:t xml:space="preserve"> </w:t>
+      </w:r>
+      <w:r>
+        <w:t xml:space="preserve">and in every quantity built from it, is the natural logarithm.</w:t>
+      </w:r>
+    </w:p>
+    <w:p>
+      <w:pPr>
+        <w:pStyle w:val="BodyText"/>
+      </w:pPr>
+      <w:r>
+        <w:t xml:space="preserve">One nat is the surprisal of an outcome with probability</w:t>
+      </w:r>
+      <w:r>
+        <w:t xml:space="preserve"> </w:t>
+      </w:r>
+      <m:oMath>
+        <m:r>
+          <m:t>1</m:t>
+        </m:r>
+        <m:r>
+          <m:rPr>
+            <m:sty m:val="p"/>
+          </m:rPr>
+          <m:t>/</m:t>
+        </m:r>
+        <m:r>
+          <m:rPr>
+            <m:nor/>
+            <m:sty m:val="p"/>
+          </m:rPr>
+          <m:t>e</m:t>
+        </m:r>
+      </m:oMath>
+      <w:r>
         <w:t xml:space="preserve">:</w:t>
+      </w:r>
+      <w:r>
+        <w:t xml:space="preserve"> </w:t>
+      </w:r>
+      <w:r>
+        <w:t xml:space="preserve">for an outcome</w:t>
+      </w:r>
+      <w:r>
+        <w:t xml:space="preserve"> </w:t>
+      </w:r>
+      <m:oMath>
+        <m:r>
+          <m:t>x</m:t>
+        </m:r>
+      </m:oMath>
+      <w:r>
+        <w:t xml:space="preserve"> </w:t>
+      </w:r>
+      <w:r>
+        <w:t xml:space="preserve">of a discrete random variable</w:t>
+      </w:r>
+      <w:r>
+        <w:t xml:space="preserve"> </w:t>
+      </w:r>
+      <m:oMath>
+        <m:r>
+          <m:t>X</m:t>
+        </m:r>
+      </m:oMath>
+      <w:r>
+        <w:t xml:space="preserve">,</w:t>
       </w:r>
     </w:p>
     <w:p>
@@ -1072,7 +1341,7 @@
           <m:eqArr>
             <m:e>
               <m:r>
-                <m:t>H</m:t>
+                <m:t>s</m:t>
               </m:r>
               <m:r>
                 <m:rPr>
@@ -1081,41 +1350,150 @@
                 <m:t>(</m:t>
               </m:r>
               <m:r>
+                <m:t>x</m:t>
+              </m:r>
+              <m:r>
+                <m:rPr>
+                  <m:sty m:val="p"/>
+                </m:rPr>
+                <m:t>)</m:t>
+              </m:r>
+              <m:r>
+                <m:rPr>
+                  <m:sty m:val="p"/>
+                </m:rPr>
+                <m:t>=</m:t>
+              </m:r>
+              <m:r>
+                <m:t>1</m:t>
+              </m:r>
+              <m:r>
+                <m:rPr>
+                  <m:nor/>
+                  <m:sty m:val="p"/>
+                </m:rPr>
+                <m:t> nat</m:t>
+              </m:r>
+              <m:r>
+                <m:t>&amp;</m:t>
+              </m:r>
+              <m:r>
+                <m:rPr>
+                  <m:sty m:val="p"/>
+                </m:rPr>
+                <m:t>⇔</m:t>
+              </m:r>
+              <m:r>
+                <m:rPr>
+                  <m:sty m:val="p"/>
+                </m:rPr>
+                <m:t>−</m:t>
+              </m:r>
+              <m:r>
+                <m:rPr>
+                  <m:sty m:val="p"/>
+                </m:rPr>
+                <m:t>ln</m:t>
+              </m:r>
+              <m:r>
+                <m:rPr>
+                  <m:scr m:val="double-struck"/>
+                  <m:sty m:val="p"/>
+                </m:rPr>
+                <m:t>P</m:t>
+              </m:r>
+              <m:r>
+                <m:rPr>
+                  <m:sty m:val="p"/>
+                </m:rPr>
+                <m:t>(</m:t>
+              </m:r>
+              <m:r>
                 <m:t>X</m:t>
               </m:r>
               <m:r>
                 <m:rPr>
                   <m:sty m:val="p"/>
                 </m:rPr>
+                <m:t>=</m:t>
+              </m:r>
+              <m:r>
+                <m:t>x</m:t>
+              </m:r>
+              <m:r>
+                <m:rPr>
+                  <m:sty m:val="p"/>
+                </m:rPr>
                 <m:t>)</m:t>
               </m:r>
               <m:r>
+                <m:rPr>
+                  <m:sty m:val="p"/>
+                </m:rPr>
+                <m:t>=</m:t>
+              </m:r>
+              <m:r>
+                <m:t>1</m:t>
+              </m:r>
+            </m:e>
+            <m:e>
+              <m:r>
                 <m:t>&amp;</m:t>
               </m:r>
               <m:r>
                 <m:rPr>
                   <m:sty m:val="p"/>
                 </m:rPr>
+                <m:t>⇔</m:t>
+              </m:r>
+              <m:r>
+                <m:rPr>
+                  <m:scr m:val="double-struck"/>
+                  <m:sty m:val="p"/>
+                </m:rPr>
+                <m:t>P</m:t>
+              </m:r>
+              <m:r>
+                <m:rPr>
+                  <m:sty m:val="p"/>
+                </m:rPr>
+                <m:t>(</m:t>
+              </m:r>
+              <m:r>
+                <m:t>X</m:t>
+              </m:r>
+              <m:r>
+                <m:rPr>
+                  <m:sty m:val="p"/>
+                </m:rPr>
                 <m:t>=</m:t>
               </m:r>
               <m:r>
-                <m:rPr>
-                  <m:scr m:val="double-struck"/>
-                  <m:sty m:val="p"/>
-                </m:rPr>
-                <m:t>E</m:t>
-              </m:r>
-              <m:r>
-                <m:t>​</m:t>
-              </m:r>
-              <m:d>
-                <m:dPr>
-                  <m:begChr m:val="["/>
-                  <m:sepChr m:val=""/>
-                  <m:endChr m:val="]"/>
-                  <m:grow/>
-                </m:dPr>
+                <m:t>x</m:t>
+              </m:r>
+              <m:r>
+                <m:rPr>
+                  <m:sty m:val="p"/>
+                </m:rPr>
+                <m:t>)</m:t>
+              </m:r>
+              <m:r>
+                <m:rPr>
+                  <m:sty m:val="p"/>
+                </m:rPr>
+                <m:t>=</m:t>
+              </m:r>
+              <m:sSup>
                 <m:e>
+                  <m:r>
+                    <m:rPr>
+                      <m:nor/>
+                      <m:sty m:val="p"/>
+                    </m:rPr>
+                    <m:t>e</m:t>
+                  </m:r>
+                </m:e>
+                <m:sup>
                   <m:r>
                     <m:rPr>
                       <m:sty m:val="p"/>
@@ -1123,89 +1501,485 @@
                     <m:t>−</m:t>
                   </m:r>
                   <m:r>
+                    <m:t>1</m:t>
+                  </m:r>
+                </m:sup>
+              </m:sSup>
+              <m:r>
+                <m:rPr>
+                  <m:sty m:val="p"/>
+                </m:rPr>
+                <m:t>=</m:t>
+              </m:r>
+              <m:r>
+                <m:t>1</m:t>
+              </m:r>
+              <m:r>
+                <m:rPr>
+                  <m:sty m:val="p"/>
+                </m:rPr>
+                <m:t>/</m:t>
+              </m:r>
+              <m:r>
+                <m:rPr>
+                  <m:nor/>
+                  <m:sty m:val="p"/>
+                </m:rPr>
+                <m:t>e</m:t>
+              </m:r>
+              <m:r>
+                <m:rPr>
+                  <m:sty m:val="p"/>
+                </m:rPr>
+                <m:t>≈</m:t>
+              </m:r>
+              <m:r>
+                <m:t>0.368</m:t>
+              </m:r>
+              <m:r>
+                <m:rPr>
+                  <m:sty m:val="p"/>
+                </m:rPr>
+                <m:t>.</m:t>
+              </m:r>
+            </m:e>
+          </m:eqArr>
+        </m:oMath>
+      </m:oMathPara>
+    </w:p>
+    <w:bookmarkEnd w:id="13"/>
+    <w:bookmarkStart w:id="14" w:name="exm-coin-nats"/>
+    <w:p>
+      <w:pPr>
+        <w:pStyle w:val="FirstParagraph"/>
+      </w:pPr>
+      <w:r>
+        <w:rPr>
+          <w:b/>
+          <w:bCs/>
+        </w:rPr>
+        <w:t xml:space="preserve">Example 2 (One fair coin toss in nats)</w:t>
+      </w:r>
+      <w:r>
+        <w:t xml:space="preserve"> </w:t>
+      </w:r>
+      <w:r>
+        <w:t xml:space="preserve">By</w:t>
+      </w:r>
+      <w:r>
+        <w:t xml:space="preserve"> </w:t>
+      </w:r>
+      <w:hyperlink w:anchor="exm-surprisal-coins">
+        <w:r>
+          <w:rPr>
+            <w:rStyle w:val="Hyperlink"/>
+          </w:rPr>
+          <w:t xml:space="preserve">Example 1</w:t>
+        </w:r>
+      </w:hyperlink>
+      <w:r>
+        <w:t xml:space="preserve"> </w:t>
+      </w:r>
+      <w:r>
+        <w:t xml:space="preserve">with</w:t>
+      </w:r>
+      <w:r>
+        <w:t xml:space="preserve"> </w:t>
+      </w:r>
+      <m:oMath>
+        <m:r>
+          <m:t>k</m:t>
+        </m:r>
+        <m:r>
+          <m:rPr>
+            <m:sty m:val="p"/>
+          </m:rPr>
+          <m:t>=</m:t>
+        </m:r>
+        <m:r>
+          <m:t>1</m:t>
+        </m:r>
+      </m:oMath>
+      <w:r>
+        <w:t xml:space="preserve">, one toss of a fair coin landing heads</w:t>
+      </w:r>
+      <w:r>
+        <w:t xml:space="preserve"> </w:t>
+      </w:r>
+      <w:r>
+        <w:t xml:space="preserve">has a</w:t>
+      </w:r>
+      <w:r>
+        <w:t xml:space="preserve"> </w:t>
+      </w:r>
+      <w:hyperlink w:anchor="def-surprisal">
+        <w:r>
+          <w:rPr>
+            <w:rStyle w:val="Hyperlink"/>
+          </w:rPr>
+          <w:t xml:space="preserve">surprisal</w:t>
+        </w:r>
+      </w:hyperlink>
+      <w:r>
+        <w:t xml:space="preserve"> </w:t>
+      </w:r>
+      <w:r>
+        <w:t xml:space="preserve">of</w:t>
+      </w:r>
+      <w:r>
+        <w:t xml:space="preserve"> </w:t>
+      </w:r>
+      <m:oMath>
+        <m:r>
+          <m:t>1</m:t>
+        </m:r>
+      </m:oMath>
+      <w:r>
+        <w:t xml:space="preserve"> </w:t>
+      </w:r>
+      <w:hyperlink w:anchor="def-bit">
+        <w:r>
+          <w:rPr>
+            <w:rStyle w:val="Hyperlink"/>
+          </w:rPr>
+          <w:t xml:space="preserve">bit</w:t>
+        </w:r>
+      </w:hyperlink>
+      <w:r>
+        <w:t xml:space="preserve">.</w:t>
+      </w:r>
+      <w:r>
+        <w:t xml:space="preserve"> </w:t>
+      </w:r>
+      <w:r>
+        <w:t xml:space="preserve">In</w:t>
+      </w:r>
+      <w:r>
+        <w:t xml:space="preserve"> </w:t>
+      </w:r>
+      <w:hyperlink w:anchor="def-nat">
+        <w:r>
+          <w:rPr>
+            <w:rStyle w:val="Hyperlink"/>
+          </w:rPr>
+          <w:t xml:space="preserve">nats</w:t>
+        </w:r>
+      </w:hyperlink>
+      <w:r>
+        <w:t xml:space="preserve">, the same outcome has a surprisal of</w:t>
+      </w:r>
+    </w:p>
+    <w:p>
+      <w:pPr>
+        <w:pStyle w:val="BodyText"/>
+      </w:pPr>
+      <m:oMathPara>
+        <m:oMathParaPr>
+          <m:jc m:val="center"/>
+        </m:oMathParaPr>
+        <m:oMath>
+          <m:eqArr>
+            <m:e>
+              <m:r>
+                <m:t>s</m:t>
+              </m:r>
+              <m:r>
+                <m:rPr>
+                  <m:sty m:val="p"/>
+                </m:rPr>
+                <m:t>(</m:t>
+              </m:r>
+              <m:r>
+                <m:rPr>
+                  <m:nor/>
+                  <m:sty m:val="p"/>
+                </m:rPr>
+                <m:t>heads</m:t>
+              </m:r>
+              <m:r>
+                <m:rPr>
+                  <m:sty m:val="p"/>
+                </m:rPr>
+                <m:t>)</m:t>
+              </m:r>
+              <m:r>
+                <m:t>&amp;</m:t>
+              </m:r>
+              <m:r>
+                <m:rPr>
+                  <m:sty m:val="p"/>
+                </m:rPr>
+                <m:t>=</m:t>
+              </m:r>
+              <m:r>
+                <m:rPr>
+                  <m:sty m:val="p"/>
+                </m:rPr>
+                <m:t>−</m:t>
+              </m:r>
+              <m:r>
+                <m:rPr>
+                  <m:sty m:val="p"/>
+                </m:rPr>
+                <m:t>ln</m:t>
+              </m:r>
+              <m:f>
+                <m:fPr>
+                  <m:type m:val="lin"/>
+                </m:fPr>
+                <m:num>
+                  <m:r>
+                    <m:t>1</m:t>
+                  </m:r>
+                </m:num>
+                <m:den>
+                  <m:r>
+                    <m:t>2</m:t>
+                  </m:r>
+                </m:den>
+              </m:f>
+            </m:e>
+            <m:e>
+              <m:r>
+                <m:t>&amp;</m:t>
+              </m:r>
+              <m:r>
+                <m:rPr>
+                  <m:sty m:val="p"/>
+                </m:rPr>
+                <m:t>=</m:t>
+              </m:r>
+              <m:r>
+                <m:rPr>
+                  <m:sty m:val="p"/>
+                </m:rPr>
+                <m:t>ln</m:t>
+              </m:r>
+              <m:r>
+                <m:t>2</m:t>
+              </m:r>
+            </m:e>
+            <m:e>
+              <m:r>
+                <m:t>&amp;</m:t>
+              </m:r>
+              <m:r>
+                <m:rPr>
+                  <m:sty m:val="p"/>
+                </m:rPr>
+                <m:t>≈</m:t>
+              </m:r>
+              <m:r>
+                <m:t>0.693</m:t>
+              </m:r>
+              <m:r>
+                <m:rPr>
+                  <m:nor/>
+                  <m:sty m:val="p"/>
+                </m:rPr>
+                <m:t> nats</m:t>
+              </m:r>
+              <m:r>
+                <m:rPr>
+                  <m:sty m:val="p"/>
+                </m:rPr>
+                <m:t>.</m:t>
+              </m:r>
+            </m:e>
+          </m:eqArr>
+        </m:oMath>
+      </m:oMathPara>
+    </w:p>
+    <w:bookmarkEnd w:id="14"/>
+    <w:bookmarkStart w:id="15" w:name="rem-bits-nats"/>
+    <w:p>
+      <w:pPr>
+        <w:pStyle w:val="FirstParagraph"/>
+      </w:pPr>
+      <w:r>
+        <w:rPr>
+          <w:i/>
+          <w:iCs/>
+        </w:rPr>
+        <w:t xml:space="preserve">Remark 1</w:t>
+      </w:r>
+      <w:r>
+        <w:t xml:space="preserve"> (Converting between bits and nats). </w:t>
+      </w:r>
+      <w:r>
+        <w:t xml:space="preserve">For any probability</w:t>
+      </w:r>
+      <w:r>
+        <w:t xml:space="preserve"> </w:t>
+      </w:r>
+      <m:oMath>
+        <m:r>
+          <m:t>p</m:t>
+        </m:r>
+        <m:r>
+          <m:rPr>
+            <m:sty m:val="p"/>
+          </m:rPr>
+          <m:t>∈</m:t>
+        </m:r>
+        <m:r>
+          <m:rPr>
+            <m:sty m:val="p"/>
+          </m:rPr>
+          <m:t>(</m:t>
+        </m:r>
+        <m:r>
+          <m:t>0</m:t>
+        </m:r>
+        <m:r>
+          <m:rPr>
+            <m:sty m:val="p"/>
+          </m:rPr>
+          <m:t>,</m:t>
+        </m:r>
+        <m:r>
+          <m:t>1</m:t>
+        </m:r>
+        <m:r>
+          <m:rPr>
+            <m:sty m:val="p"/>
+          </m:rPr>
+          <m:t>]</m:t>
+        </m:r>
+      </m:oMath>
+      <w:r>
+        <w:t xml:space="preserve">,</w:t>
+      </w:r>
+      <w:r>
+        <w:t xml:space="preserve"> </w:t>
+      </w:r>
+      <w:r>
+        <w:t xml:space="preserve">the change-of-base rule for logarithms gives</w:t>
+      </w:r>
+    </w:p>
+    <w:p>
+      <w:pPr>
+        <w:pStyle w:val="BodyText"/>
+      </w:pPr>
+      <m:oMathPara>
+        <m:oMathParaPr>
+          <m:jc m:val="center"/>
+        </m:oMathParaPr>
+        <m:oMath>
+          <m:eqArr>
+            <m:e>
+              <m:r>
+                <m:rPr>
+                  <m:sty m:val="p"/>
+                </m:rPr>
+                <m:t>−</m:t>
+              </m:r>
+              <m:sSub>
+                <m:e>
+                  <m:r>
                     <m:rPr>
                       <m:sty m:val="p"/>
                     </m:rPr>
                     <m:t>log</m:t>
                   </m:r>
-                  <m:r>
-                    <m:rPr>
-                      <m:scr m:val="double-struck"/>
-                      <m:sty m:val="p"/>
-                    </m:rPr>
-                    <m:t>P</m:t>
-                  </m:r>
+                </m:e>
+                <m:sub>
+                  <m:r>
+                    <m:t>2</m:t>
+                  </m:r>
+                </m:sub>
+              </m:sSub>
+              <m:r>
+                <m:t>p</m:t>
+              </m:r>
+              <m:r>
+                <m:t>&amp;</m:t>
+              </m:r>
+              <m:r>
+                <m:rPr>
+                  <m:sty m:val="p"/>
+                </m:rPr>
+                <m:t>=</m:t>
+              </m:r>
+              <m:f>
+                <m:fPr>
+                  <m:type m:val="bar"/>
+                </m:fPr>
+                <m:num>
                   <m:r>
                     <m:rPr>
                       <m:sty m:val="p"/>
                     </m:rPr>
-                    <m:t>(</m:t>
-                  </m:r>
-                  <m:r>
-                    <m:t>X</m:t>
+                    <m:t>−</m:t>
                   </m:r>
                   <m:r>
                     <m:rPr>
                       <m:sty m:val="p"/>
                     </m:rPr>
-                    <m:t>)</m:t>
-                  </m:r>
-                </m:e>
-              </m:d>
-              <m:r>
-                <m:t>​</m:t>
-              </m:r>
-            </m:e>
-            <m:e>
-              <m:r>
-                <m:t>&amp;</m:t>
-              </m:r>
-              <m:r>
-                <m:rPr>
-                  <m:sty m:val="p"/>
-                </m:rPr>
-                <m:t>=</m:t>
-              </m:r>
-              <m:r>
-                <m:rPr>
-                  <m:scr m:val="double-struck"/>
-                  <m:sty m:val="p"/>
-                </m:rPr>
-                <m:t>E</m:t>
-              </m:r>
-              <m:r>
-                <m:t>​</m:t>
-              </m:r>
-              <m:d>
-                <m:dPr>
-                  <m:begChr m:val="["/>
-                  <m:sepChr m:val=""/>
-                  <m:endChr m:val="]"/>
-                  <m:grow/>
-                </m:dPr>
-                <m:e>
-                  <m:r>
-                    <m:t>s</m:t>
-                  </m:r>
+                    <m:t>ln</m:t>
+                  </m:r>
+                  <m:r>
+                    <m:t>p</m:t>
+                  </m:r>
+                </m:num>
+                <m:den>
                   <m:r>
                     <m:rPr>
                       <m:sty m:val="p"/>
                     </m:rPr>
-                    <m:t>(</m:t>
-                  </m:r>
-                  <m:r>
-                    <m:t>X</m:t>
-                  </m:r>
-                  <m:r>
-                    <m:rPr>
-                      <m:sty m:val="p"/>
-                    </m:rPr>
-                    <m:t>)</m:t>
-                  </m:r>
-                </m:e>
-              </m:d>
-              <m:r>
-                <m:t>​</m:t>
+                    <m:t>ln</m:t>
+                  </m:r>
+                  <m:r>
+                    <m:t>2</m:t>
+                  </m:r>
+                </m:den>
+              </m:f>
+            </m:e>
+            <m:e>
+              <m:r>
+                <m:t>&amp;</m:t>
+              </m:r>
+              <m:r>
+                <m:rPr>
+                  <m:sty m:val="p"/>
+                </m:rPr>
+                <m:t>≈</m:t>
+              </m:r>
+              <m:r>
+                <m:t>1.443</m:t>
+              </m:r>
+              <m:r>
+                <m:rPr>
+                  <m:sty m:val="p"/>
+                </m:rPr>
+                <m:t>×</m:t>
+              </m:r>
+              <m:r>
+                <m:rPr>
+                  <m:sty m:val="p"/>
+                </m:rPr>
+                <m:t>(</m:t>
+              </m:r>
+              <m:r>
+                <m:rPr>
+                  <m:sty m:val="p"/>
+                </m:rPr>
+                <m:t>−</m:t>
+              </m:r>
+              <m:r>
+                <m:rPr>
+                  <m:sty m:val="p"/>
+                </m:rPr>
+                <m:t>ln</m:t>
+              </m:r>
+              <m:r>
+                <m:t>p</m:t>
+              </m:r>
+              <m:r>
+                <m:rPr>
+                  <m:sty m:val="p"/>
+                </m:rPr>
+                <m:t>)</m:t>
               </m:r>
               <m:r>
                 <m:rPr>
@@ -1223,168 +1997,7 @@
         <w:pStyle w:val="FirstParagraph"/>
       </w:pPr>
       <w:r>
-        <w:t xml:space="preserve">So</w:t>
-      </w:r>
-      <w:r>
-        <w:t xml:space="preserve"> </w:t>
-      </w:r>
-      <m:oMath>
-        <m:r>
-          <m:t>H</m:t>
-        </m:r>
-        <m:r>
-          <m:rPr>
-            <m:sty m:val="p"/>
-          </m:rPr>
-          <m:t>(</m:t>
-        </m:r>
-        <m:r>
-          <m:t>X</m:t>
-        </m:r>
-        <m:r>
-          <m:rPr>
-            <m:sty m:val="p"/>
-          </m:rPr>
-          <m:t>)</m:t>
-        </m:r>
-      </m:oMath>
-      <w:r>
-        <w:t xml:space="preserve"> </w:t>
-      </w:r>
-      <w:r>
-        <w:t xml:space="preserve">is the average number of bits (with base-2 logarithms)</w:t>
-      </w:r>
-      <w:r>
-        <w:t xml:space="preserve"> </w:t>
-      </w:r>
-      <w:r>
-        <w:t xml:space="preserve">needed to record an outcome of</w:t>
-      </w:r>
-      <w:r>
-        <w:t xml:space="preserve"> </w:t>
-      </w:r>
-      <m:oMath>
-        <m:r>
-          <m:t>X</m:t>
-        </m:r>
-      </m:oMath>
-      <w:r>
-        <w:t xml:space="preserve"> </w:t>
-      </w:r>
-      <w:r>
-        <w:t xml:space="preserve">when each outcome</w:t>
-      </w:r>
-      <w:r>
-        <w:t xml:space="preserve"> </w:t>
-      </w:r>
-      <m:oMath>
-        <m:r>
-          <m:t>x</m:t>
-        </m:r>
-      </m:oMath>
-      <w:r>
-        <w:t xml:space="preserve"> </w:t>
-      </w:r>
-      <w:r>
-        <w:t xml:space="preserve">costs</w:t>
-      </w:r>
-      <w:r>
-        <w:t xml:space="preserve"> </w:t>
-      </w:r>
-      <m:oMath>
-        <m:r>
-          <m:t>s</m:t>
-        </m:r>
-        <m:r>
-          <m:rPr>
-            <m:sty m:val="p"/>
-          </m:rPr>
-          <m:t>(</m:t>
-        </m:r>
-        <m:r>
-          <m:t>x</m:t>
-        </m:r>
-        <m:r>
-          <m:rPr>
-            <m:sty m:val="p"/>
-          </m:rPr>
-          <m:t>)</m:t>
-        </m:r>
-      </m:oMath>
-      <w:r>
-        <w:t xml:space="preserve"> </w:t>
-      </w:r>
-      <w:r>
-        <w:t xml:space="preserve">bits.</w:t>
-      </w:r>
-      <w:r>
-        <w:t xml:space="preserve"> </w:t>
-      </w:r>
-      <w:r>
-        <w:t xml:space="preserve">The</w:t>
-      </w:r>
-      <w:r>
-        <w:t xml:space="preserve"> </w:t>
-      </w:r>
-      <w:hyperlink r:id="rId15">
-        <w:r>
-          <w:rPr>
-            <w:rStyle w:val="Hyperlink"/>
-          </w:rPr>
-          <w:t xml:space="preserve">source coding theorem</w:t>
-        </w:r>
-      </w:hyperlink>
-      <w:r>
-        <w:t xml:space="preserve">,</w:t>
-      </w:r>
-      <w:r>
-        <w:t xml:space="preserve"> </w:t>
-      </w:r>
-      <w:r>
-        <w:t xml:space="preserve">on a later page of these notes, makes that average precise:</w:t>
-      </w:r>
-      <w:r>
-        <w:t xml:space="preserve"> </w:t>
-      </w:r>
-      <w:r>
-        <w:t xml:space="preserve">no uniquely decodable code does better.</w:t>
-      </w:r>
-    </w:p>
-    <w:bookmarkEnd w:id="16"/>
-    <w:bookmarkStart w:id="21" w:name="rem-surprisal-fisher-information"/>
-    <w:p>
-      <w:pPr>
-        <w:pStyle w:val="BodyText"/>
-      </w:pPr>
-      <w:r>
-        <w:rPr>
-          <w:i/>
-          <w:iCs/>
-        </w:rPr>
-        <w:t xml:space="preserve">Remark 3</w:t>
-      </w:r>
-      <w:r>
-        <w:t xml:space="preserve"> (Surprisal and the Fisher information). </w:t>
-      </w:r>
-      <w:r>
-        <w:t xml:space="preserve">When the probabilities depend on a parameter</w:t>
-      </w:r>
-      <w:r>
-        <w:t xml:space="preserve"> </w:t>
-      </w:r>
-      <m:oMath>
-        <m:r>
-          <m:t>θ</m:t>
-        </m:r>
-      </m:oMath>
-      <w:r>
-        <w:t xml:space="preserve">,</w:t>
-      </w:r>
-      <w:r>
-        <w:t xml:space="preserve"> </w:t>
-      </w:r>
-      <w:r>
-        <w:t xml:space="preserve">the</w:t>
+        <w:t xml:space="preserve">So an outcome with a</w:t>
       </w:r>
       <w:r>
         <w:t xml:space="preserve"> </w:t>
@@ -1401,6 +2014,886 @@
         <w:t xml:space="preserve"> </w:t>
       </w:r>
       <w:r>
+        <w:t xml:space="preserve">of</w:t>
+      </w:r>
+      <w:r>
+        <w:t xml:space="preserve"> </w:t>
+      </w:r>
+      <m:oMath>
+        <m:r>
+          <m:t>1</m:t>
+        </m:r>
+      </m:oMath>
+      <w:r>
+        <w:t xml:space="preserve"> </w:t>
+      </w:r>
+      <w:hyperlink w:anchor="def-nat">
+        <w:r>
+          <w:rPr>
+            <w:rStyle w:val="Hyperlink"/>
+          </w:rPr>
+          <w:t xml:space="preserve">nat</w:t>
+        </w:r>
+      </w:hyperlink>
+      <w:r>
+        <w:t xml:space="preserve"> </w:t>
+      </w:r>
+      <w:r>
+        <w:t xml:space="preserve">has a surprisal of</w:t>
+      </w:r>
+      <w:r>
+        <w:t xml:space="preserve"> </w:t>
+      </w:r>
+      <m:oMath>
+        <m:r>
+          <m:t>1</m:t>
+        </m:r>
+        <m:r>
+          <m:rPr>
+            <m:sty m:val="p"/>
+          </m:rPr>
+          <m:t>/</m:t>
+        </m:r>
+        <m:r>
+          <m:rPr>
+            <m:sty m:val="p"/>
+          </m:rPr>
+          <m:t>ln</m:t>
+        </m:r>
+        <m:r>
+          <m:t>2</m:t>
+        </m:r>
+        <m:r>
+          <m:rPr>
+            <m:sty m:val="p"/>
+          </m:rPr>
+          <m:t>≈</m:t>
+        </m:r>
+        <m:r>
+          <m:t>1.443</m:t>
+        </m:r>
+      </m:oMath>
+      <w:r>
+        <w:t xml:space="preserve"> </w:t>
+      </w:r>
+      <w:hyperlink w:anchor="def-bit">
+        <w:r>
+          <w:rPr>
+            <w:rStyle w:val="Hyperlink"/>
+          </w:rPr>
+          <w:t xml:space="preserve">bits</w:t>
+        </w:r>
+      </w:hyperlink>
+      <w:r>
+        <w:t xml:space="preserve">,</w:t>
+      </w:r>
+      <w:r>
+        <w:t xml:space="preserve"> </w:t>
+      </w:r>
+      <w:r>
+        <w:t xml:space="preserve">and the</w:t>
+      </w:r>
+      <w:r>
+        <w:t xml:space="preserve"> </w:t>
+      </w:r>
+      <m:oMath>
+        <m:r>
+          <m:rPr>
+            <m:sty m:val="p"/>
+          </m:rPr>
+          <m:t>ln</m:t>
+        </m:r>
+        <m:r>
+          <m:t>2</m:t>
+        </m:r>
+        <m:r>
+          <m:rPr>
+            <m:sty m:val="p"/>
+          </m:rPr>
+          <m:t>≈</m:t>
+        </m:r>
+        <m:r>
+          <m:t>0.693</m:t>
+        </m:r>
+      </m:oMath>
+      <w:r>
+        <w:t xml:space="preserve"> </w:t>
+      </w:r>
+      <w:hyperlink w:anchor="def-nat">
+        <w:r>
+          <w:rPr>
+            <w:rStyle w:val="Hyperlink"/>
+          </w:rPr>
+          <w:t xml:space="preserve">nats</w:t>
+        </w:r>
+      </w:hyperlink>
+      <w:r>
+        <w:t xml:space="preserve"> </w:t>
+      </w:r>
+      <w:r>
+        <w:t xml:space="preserve">of</w:t>
+      </w:r>
+      <w:r>
+        <w:t xml:space="preserve"> </w:t>
+      </w:r>
+      <w:hyperlink w:anchor="exm-coin-nats">
+        <w:r>
+          <w:rPr>
+            <w:rStyle w:val="Hyperlink"/>
+          </w:rPr>
+          <w:t xml:space="preserve">Example 2</w:t>
+        </w:r>
+      </w:hyperlink>
+      <w:r>
+        <w:t xml:space="preserve"> </w:t>
+      </w:r>
+      <w:r>
+        <w:t xml:space="preserve">are exactly</w:t>
+      </w:r>
+      <w:r>
+        <w:t xml:space="preserve"> </w:t>
+      </w:r>
+      <m:oMath>
+        <m:r>
+          <m:rPr>
+            <m:sty m:val="p"/>
+          </m:rPr>
+          <m:t>ln</m:t>
+        </m:r>
+        <m:r>
+          <m:t>2</m:t>
+        </m:r>
+        <m:r>
+          <m:rPr>
+            <m:sty m:val="p"/>
+          </m:rPr>
+          <m:t>/</m:t>
+        </m:r>
+        <m:r>
+          <m:rPr>
+            <m:sty m:val="p"/>
+          </m:rPr>
+          <m:t>ln</m:t>
+        </m:r>
+        <m:r>
+          <m:t>2</m:t>
+        </m:r>
+        <m:r>
+          <m:rPr>
+            <m:sty m:val="p"/>
+          </m:rPr>
+          <m:t>=</m:t>
+        </m:r>
+        <m:r>
+          <m:t>1</m:t>
+        </m:r>
+      </m:oMath>
+      <w:r>
+        <w:t xml:space="preserve"> </w:t>
+      </w:r>
+      <w:hyperlink w:anchor="def-bit">
+        <w:r>
+          <w:rPr>
+            <w:rStyle w:val="Hyperlink"/>
+          </w:rPr>
+          <w:t xml:space="preserve">bit</w:t>
+        </w:r>
+      </w:hyperlink>
+      <w:r>
+        <w:t xml:space="preserve">.</w:t>
+      </w:r>
+    </w:p>
+    <w:p>
+      <w:pPr>
+        <w:pStyle w:val="BodyText"/>
+      </w:pPr>
+      <w:r>
+        <w:t xml:space="preserve">A bit as a unit of information is not the same thing as</w:t>
+      </w:r>
+      <w:r>
+        <w:t xml:space="preserve"> </w:t>
+      </w:r>
+      <w:r>
+        <w:t xml:space="preserve">a bit as a binary digit.</w:t>
+      </w:r>
+      <w:r>
+        <w:t xml:space="preserve"> </w:t>
+      </w:r>
+      <w:r>
+        <w:t xml:space="preserve">A binary digit whose two values are equally likely</w:t>
+      </w:r>
+      <w:r>
+        <w:t xml:space="preserve"> </w:t>
+      </w:r>
+      <w:r>
+        <w:t xml:space="preserve">has a surprisal of exactly</w:t>
+      </w:r>
+      <w:r>
+        <w:t xml:space="preserve"> </w:t>
+      </w:r>
+      <m:oMath>
+        <m:r>
+          <m:t>1</m:t>
+        </m:r>
+      </m:oMath>
+      <w:r>
+        <w:t xml:space="preserve"> </w:t>
+      </w:r>
+      <w:r>
+        <w:t xml:space="preserve">bit, whichever value it takes.</w:t>
+      </w:r>
+      <w:r>
+        <w:t xml:space="preserve"> </w:t>
+      </w:r>
+      <w:r>
+        <w:t xml:space="preserve">A binary digit that is</w:t>
+      </w:r>
+      <w:r>
+        <w:t xml:space="preserve"> </w:t>
+      </w:r>
+      <m:oMath>
+        <m:r>
+          <m:t>0</m:t>
+        </m:r>
+      </m:oMath>
+      <w:r>
+        <w:t xml:space="preserve"> </w:t>
+      </w:r>
+      <w:r>
+        <w:t xml:space="preserve">nine times in ten does not:</w:t>
+      </w:r>
+      <w:r>
+        <w:t xml:space="preserve"> </w:t>
+      </w:r>
+      <w:r>
+        <w:t xml:space="preserve">the value</w:t>
+      </w:r>
+      <w:r>
+        <w:t xml:space="preserve"> </w:t>
+      </w:r>
+      <m:oMath>
+        <m:r>
+          <m:t>0</m:t>
+        </m:r>
+      </m:oMath>
+      <w:r>
+        <w:t xml:space="preserve"> </w:t>
+      </w:r>
+      <w:r>
+        <w:t xml:space="preserve">has a surprisal of</w:t>
+      </w:r>
+      <w:r>
+        <w:t xml:space="preserve"> </w:t>
+      </w:r>
+      <m:oMath>
+        <m:r>
+          <m:rPr>
+            <m:sty m:val="p"/>
+          </m:rPr>
+          <m:t>−</m:t>
+        </m:r>
+        <m:sSub>
+          <m:e>
+            <m:r>
+              <m:rPr>
+                <m:sty m:val="p"/>
+              </m:rPr>
+              <m:t>log</m:t>
+            </m:r>
+          </m:e>
+          <m:sub>
+            <m:r>
+              <m:t>2</m:t>
+            </m:r>
+          </m:sub>
+        </m:sSub>
+        <m:r>
+          <m:t>0.9</m:t>
+        </m:r>
+        <m:r>
+          <m:rPr>
+            <m:sty m:val="p"/>
+          </m:rPr>
+          <m:t>≈</m:t>
+        </m:r>
+        <m:r>
+          <m:t>0.152</m:t>
+        </m:r>
+      </m:oMath>
+      <w:r>
+        <w:t xml:space="preserve"> </w:t>
+      </w:r>
+      <w:r>
+        <w:t xml:space="preserve">bits,</w:t>
+      </w:r>
+      <w:r>
+        <w:t xml:space="preserve"> </w:t>
+      </w:r>
+      <w:r>
+        <w:t xml:space="preserve">and the value</w:t>
+      </w:r>
+      <w:r>
+        <w:t xml:space="preserve"> </w:t>
+      </w:r>
+      <m:oMath>
+        <m:r>
+          <m:t>1</m:t>
+        </m:r>
+      </m:oMath>
+      <w:r>
+        <w:t xml:space="preserve"> </w:t>
+      </w:r>
+      <w:r>
+        <w:t xml:space="preserve">has a surprisal of</w:t>
+      </w:r>
+      <w:r>
+        <w:t xml:space="preserve"> </w:t>
+      </w:r>
+      <m:oMath>
+        <m:r>
+          <m:rPr>
+            <m:sty m:val="p"/>
+          </m:rPr>
+          <m:t>−</m:t>
+        </m:r>
+        <m:sSub>
+          <m:e>
+            <m:r>
+              <m:rPr>
+                <m:sty m:val="p"/>
+              </m:rPr>
+              <m:t>log</m:t>
+            </m:r>
+          </m:e>
+          <m:sub>
+            <m:r>
+              <m:t>2</m:t>
+            </m:r>
+          </m:sub>
+        </m:sSub>
+        <m:r>
+          <m:t>0.1</m:t>
+        </m:r>
+        <m:r>
+          <m:rPr>
+            <m:sty m:val="p"/>
+          </m:rPr>
+          <m:t>≈</m:t>
+        </m:r>
+        <m:r>
+          <m:t>3.322</m:t>
+        </m:r>
+      </m:oMath>
+      <w:r>
+        <w:t xml:space="preserve"> </w:t>
+      </w:r>
+      <w:r>
+        <w:t xml:space="preserve">bits.</w:t>
+      </w:r>
+    </w:p>
+    <w:bookmarkEnd w:id="15"/>
+    <w:bookmarkStart w:id="16" w:name="rem-surprisal-meaning"/>
+    <w:p>
+      <w:pPr>
+        <w:pStyle w:val="BodyText"/>
+      </w:pPr>
+      <w:r>
+        <w:rPr>
+          <w:i/>
+          <w:iCs/>
+        </w:rPr>
+        <w:t xml:space="preserve">Remark 2</w:t>
+      </w:r>
+      <w:r>
+        <w:t xml:space="preserve"> (Unlikely outcomes carry more information). </w:t>
+      </w:r>
+      <w:r>
+        <w:t xml:space="preserve">Surprisal is large when an outcome was unlikely,</w:t>
+      </w:r>
+      <w:r>
+        <w:t xml:space="preserve"> </w:t>
+      </w:r>
+      <w:r>
+        <w:t xml:space="preserve">and it falls to</w:t>
+      </w:r>
+      <w:r>
+        <w:t xml:space="preserve"> </w:t>
+      </w:r>
+      <m:oMath>
+        <m:r>
+          <m:t>0</m:t>
+        </m:r>
+      </m:oMath>
+      <w:r>
+        <w:t xml:space="preserve"> </w:t>
+      </w:r>
+      <w:r>
+        <w:t xml:space="preserve">as the outcome becomes certain.</w:t>
+      </w:r>
+      <w:r>
+        <w:t xml:space="preserve"> </w:t>
+      </w:r>
+      <w:r>
+        <w:t xml:space="preserve">Correctly predicting heads on one toss of a fair coin is worth</w:t>
+      </w:r>
+      <w:r>
+        <w:t xml:space="preserve"> </w:t>
+      </w:r>
+      <m:oMath>
+        <m:r>
+          <m:t>1</m:t>
+        </m:r>
+      </m:oMath>
+      <w:r>
+        <w:t xml:space="preserve"> </w:t>
+      </w:r>
+      <w:r>
+        <w:t xml:space="preserve">bit;</w:t>
+      </w:r>
+      <w:r>
+        <w:t xml:space="preserve"> </w:t>
+      </w:r>
+      <w:r>
+        <w:t xml:space="preserve">correctly predicting ten heads in a row is worth</w:t>
+      </w:r>
+      <w:r>
+        <w:t xml:space="preserve"> </w:t>
+      </w:r>
+      <m:oMath>
+        <m:r>
+          <m:t>10</m:t>
+        </m:r>
+      </m:oMath>
+      <w:r>
+        <w:t xml:space="preserve"> </w:t>
+      </w:r>
+      <w:r>
+        <w:t xml:space="preserve">bits.</w:t>
+      </w:r>
+    </w:p>
+    <w:bookmarkEnd w:id="16"/>
+    <w:bookmarkStart w:id="20" w:name="rem-entropy-expected-surprisal"/>
+    <w:p>
+      <w:pPr>
+        <w:pStyle w:val="BodyText"/>
+      </w:pPr>
+      <w:r>
+        <w:rPr>
+          <w:i/>
+          <w:iCs/>
+        </w:rPr>
+        <w:t xml:space="preserve">Remark 3</w:t>
+      </w:r>
+      <w:r>
+        <w:t xml:space="preserve"> (Entropy is expected surprisal). </w:t>
+      </w:r>
+      <w:r>
+        <w:t xml:space="preserve">The</w:t>
+      </w:r>
+      <w:r>
+        <w:t xml:space="preserve"> </w:t>
+      </w:r>
+      <w:hyperlink r:id="rId17">
+        <w:r>
+          <w:rPr>
+            <w:rStyle w:val="Hyperlink"/>
+          </w:rPr>
+          <w:t xml:space="preserve">entropy</w:t>
+        </w:r>
+      </w:hyperlink>
+      <w:r>
+        <w:t xml:space="preserve"> </w:t>
+      </w:r>
+      <w:r>
+        <w:t xml:space="preserve">of a discrete random variable</w:t>
+      </w:r>
+      <w:r>
+        <w:t xml:space="preserve"> </w:t>
+      </w:r>
+      <m:oMath>
+        <m:r>
+          <m:t>X</m:t>
+        </m:r>
+      </m:oMath>
+      <w:r>
+        <w:t xml:space="preserve"> </w:t>
+      </w:r>
+      <w:r>
+        <w:t xml:space="preserve">is the</w:t>
+      </w:r>
+      <w:r>
+        <w:t xml:space="preserve"> </w:t>
+      </w:r>
+      <w:hyperlink r:id="rId18">
+        <w:r>
+          <w:rPr>
+            <w:rStyle w:val="Hyperlink"/>
+          </w:rPr>
+          <w:t xml:space="preserve">expectation</w:t>
+        </w:r>
+      </w:hyperlink>
+      <w:r>
+        <w:t xml:space="preserve"> </w:t>
+      </w:r>
+      <w:r>
+        <w:t xml:space="preserve">of its</w:t>
+      </w:r>
+      <w:r>
+        <w:t xml:space="preserve"> </w:t>
+      </w:r>
+      <w:hyperlink w:anchor="def-surprisal">
+        <w:r>
+          <w:rPr>
+            <w:rStyle w:val="Hyperlink"/>
+          </w:rPr>
+          <w:t xml:space="preserve">surprisal</w:t>
+        </w:r>
+      </w:hyperlink>
+      <w:r>
+        <w:t xml:space="preserve">:</w:t>
+      </w:r>
+    </w:p>
+    <w:p>
+      <w:pPr>
+        <w:pStyle w:val="BodyText"/>
+      </w:pPr>
+      <m:oMathPara>
+        <m:oMathParaPr>
+          <m:jc m:val="center"/>
+        </m:oMathParaPr>
+        <m:oMath>
+          <m:eqArr>
+            <m:e>
+              <m:r>
+                <m:t>H</m:t>
+              </m:r>
+              <m:r>
+                <m:rPr>
+                  <m:sty m:val="p"/>
+                </m:rPr>
+                <m:t>(</m:t>
+              </m:r>
+              <m:r>
+                <m:t>X</m:t>
+              </m:r>
+              <m:r>
+                <m:rPr>
+                  <m:sty m:val="p"/>
+                </m:rPr>
+                <m:t>)</m:t>
+              </m:r>
+              <m:r>
+                <m:t>&amp;</m:t>
+              </m:r>
+              <m:r>
+                <m:rPr>
+                  <m:sty m:val="p"/>
+                </m:rPr>
+                <m:t>=</m:t>
+              </m:r>
+              <m:r>
+                <m:rPr>
+                  <m:scr m:val="double-struck"/>
+                  <m:sty m:val="p"/>
+                </m:rPr>
+                <m:t>E</m:t>
+              </m:r>
+              <m:r>
+                <m:t>​</m:t>
+              </m:r>
+              <m:d>
+                <m:dPr>
+                  <m:begChr m:val="["/>
+                  <m:sepChr m:val=""/>
+                  <m:endChr m:val="]"/>
+                  <m:grow/>
+                </m:dPr>
+                <m:e>
+                  <m:r>
+                    <m:rPr>
+                      <m:sty m:val="p"/>
+                    </m:rPr>
+                    <m:t>−</m:t>
+                  </m:r>
+                  <m:r>
+                    <m:rPr>
+                      <m:sty m:val="p"/>
+                    </m:rPr>
+                    <m:t>log</m:t>
+                  </m:r>
+                  <m:r>
+                    <m:rPr>
+                      <m:scr m:val="double-struck"/>
+                      <m:sty m:val="p"/>
+                    </m:rPr>
+                    <m:t>P</m:t>
+                  </m:r>
+                  <m:r>
+                    <m:rPr>
+                      <m:sty m:val="p"/>
+                    </m:rPr>
+                    <m:t>(</m:t>
+                  </m:r>
+                  <m:r>
+                    <m:t>X</m:t>
+                  </m:r>
+                  <m:r>
+                    <m:rPr>
+                      <m:sty m:val="p"/>
+                    </m:rPr>
+                    <m:t>)</m:t>
+                  </m:r>
+                </m:e>
+              </m:d>
+              <m:r>
+                <m:t>​</m:t>
+              </m:r>
+            </m:e>
+            <m:e>
+              <m:r>
+                <m:t>&amp;</m:t>
+              </m:r>
+              <m:r>
+                <m:rPr>
+                  <m:sty m:val="p"/>
+                </m:rPr>
+                <m:t>=</m:t>
+              </m:r>
+              <m:r>
+                <m:rPr>
+                  <m:scr m:val="double-struck"/>
+                  <m:sty m:val="p"/>
+                </m:rPr>
+                <m:t>E</m:t>
+              </m:r>
+              <m:r>
+                <m:t>​</m:t>
+              </m:r>
+              <m:d>
+                <m:dPr>
+                  <m:begChr m:val="["/>
+                  <m:sepChr m:val=""/>
+                  <m:endChr m:val="]"/>
+                  <m:grow/>
+                </m:dPr>
+                <m:e>
+                  <m:r>
+                    <m:t>s</m:t>
+                  </m:r>
+                  <m:r>
+                    <m:rPr>
+                      <m:sty m:val="p"/>
+                    </m:rPr>
+                    <m:t>(</m:t>
+                  </m:r>
+                  <m:r>
+                    <m:t>X</m:t>
+                  </m:r>
+                  <m:r>
+                    <m:rPr>
+                      <m:sty m:val="p"/>
+                    </m:rPr>
+                    <m:t>)</m:t>
+                  </m:r>
+                </m:e>
+              </m:d>
+              <m:r>
+                <m:t>​</m:t>
+              </m:r>
+              <m:r>
+                <m:rPr>
+                  <m:sty m:val="p"/>
+                </m:rPr>
+                <m:t>.</m:t>
+              </m:r>
+            </m:e>
+          </m:eqArr>
+        </m:oMath>
+      </m:oMathPara>
+    </w:p>
+    <w:p>
+      <w:pPr>
+        <w:pStyle w:val="FirstParagraph"/>
+      </w:pPr>
+      <w:r>
+        <w:t xml:space="preserve">So</w:t>
+      </w:r>
+      <w:r>
+        <w:t xml:space="preserve"> </w:t>
+      </w:r>
+      <m:oMath>
+        <m:r>
+          <m:t>H</m:t>
+        </m:r>
+        <m:r>
+          <m:rPr>
+            <m:sty m:val="p"/>
+          </m:rPr>
+          <m:t>(</m:t>
+        </m:r>
+        <m:r>
+          <m:t>X</m:t>
+        </m:r>
+        <m:r>
+          <m:rPr>
+            <m:sty m:val="p"/>
+          </m:rPr>
+          <m:t>)</m:t>
+        </m:r>
+      </m:oMath>
+      <w:r>
+        <w:t xml:space="preserve"> </w:t>
+      </w:r>
+      <w:r>
+        <w:t xml:space="preserve">is the average number of bits (with base-2 logarithms)</w:t>
+      </w:r>
+      <w:r>
+        <w:t xml:space="preserve"> </w:t>
+      </w:r>
+      <w:r>
+        <w:t xml:space="preserve">needed to record an outcome of</w:t>
+      </w:r>
+      <w:r>
+        <w:t xml:space="preserve"> </w:t>
+      </w:r>
+      <m:oMath>
+        <m:r>
+          <m:t>X</m:t>
+        </m:r>
+      </m:oMath>
+      <w:r>
+        <w:t xml:space="preserve"> </w:t>
+      </w:r>
+      <w:r>
+        <w:t xml:space="preserve">when each outcome</w:t>
+      </w:r>
+      <w:r>
+        <w:t xml:space="preserve"> </w:t>
+      </w:r>
+      <m:oMath>
+        <m:r>
+          <m:t>x</m:t>
+        </m:r>
+      </m:oMath>
+      <w:r>
+        <w:t xml:space="preserve"> </w:t>
+      </w:r>
+      <w:r>
+        <w:t xml:space="preserve">costs</w:t>
+      </w:r>
+      <w:r>
+        <w:t xml:space="preserve"> </w:t>
+      </w:r>
+      <m:oMath>
+        <m:r>
+          <m:t>s</m:t>
+        </m:r>
+        <m:r>
+          <m:rPr>
+            <m:sty m:val="p"/>
+          </m:rPr>
+          <m:t>(</m:t>
+        </m:r>
+        <m:r>
+          <m:t>x</m:t>
+        </m:r>
+        <m:r>
+          <m:rPr>
+            <m:sty m:val="p"/>
+          </m:rPr>
+          <m:t>)</m:t>
+        </m:r>
+      </m:oMath>
+      <w:r>
+        <w:t xml:space="preserve"> </w:t>
+      </w:r>
+      <w:r>
+        <w:t xml:space="preserve">bits.</w:t>
+      </w:r>
+      <w:r>
+        <w:t xml:space="preserve"> </w:t>
+      </w:r>
+      <w:r>
+        <w:t xml:space="preserve">The</w:t>
+      </w:r>
+      <w:r>
+        <w:t xml:space="preserve"> </w:t>
+      </w:r>
+      <w:hyperlink r:id="rId19">
+        <w:r>
+          <w:rPr>
+            <w:rStyle w:val="Hyperlink"/>
+          </w:rPr>
+          <w:t xml:space="preserve">source coding theorem</w:t>
+        </w:r>
+      </w:hyperlink>
+      <w:r>
+        <w:t xml:space="preserve">,</w:t>
+      </w:r>
+      <w:r>
+        <w:t xml:space="preserve"> </w:t>
+      </w:r>
+      <w:r>
+        <w:t xml:space="preserve">on a later page of these notes, makes that average precise:</w:t>
+      </w:r>
+      <w:r>
+        <w:t xml:space="preserve"> </w:t>
+      </w:r>
+      <w:r>
+        <w:t xml:space="preserve">no uniquely decodable code does better.</w:t>
+      </w:r>
+    </w:p>
+    <w:bookmarkEnd w:id="20"/>
+    <w:bookmarkStart w:id="25" w:name="rem-surprisal-fisher-information"/>
+    <w:p>
+      <w:pPr>
+        <w:pStyle w:val="BodyText"/>
+      </w:pPr>
+      <w:r>
+        <w:rPr>
+          <w:i/>
+          <w:iCs/>
+        </w:rPr>
+        <w:t xml:space="preserve">Remark 4</w:t>
+      </w:r>
+      <w:r>
+        <w:t xml:space="preserve"> (Surprisal and the Fisher information). </w:t>
+      </w:r>
+      <w:r>
+        <w:t xml:space="preserve">When the probabilities depend on a parameter</w:t>
+      </w:r>
+      <w:r>
+        <w:t xml:space="preserve"> </w:t>
+      </w:r>
+      <m:oMath>
+        <m:r>
+          <m:t>θ</m:t>
+        </m:r>
+      </m:oMath>
+      <w:r>
+        <w:t xml:space="preserve">,</w:t>
+      </w:r>
+      <w:r>
+        <w:t xml:space="preserve"> </w:t>
+      </w:r>
+      <w:r>
+        <w:t xml:space="preserve">the</w:t>
+      </w:r>
+      <w:r>
+        <w:t xml:space="preserve"> </w:t>
+      </w:r>
+      <w:hyperlink w:anchor="def-surprisal">
+        <w:r>
+          <w:rPr>
+            <w:rStyle w:val="Hyperlink"/>
+          </w:rPr>
+          <w:t xml:space="preserve">surprisal</w:t>
+        </w:r>
+      </w:hyperlink>
+      <w:r>
+        <w:t xml:space="preserve"> </w:t>
+      </w:r>
+      <w:r>
         <w:t xml:space="preserve">of an outcome</w:t>
       </w:r>
       <w:r>
@@ -1496,7 +2989,7 @@
       <w:r>
         <w:t xml:space="preserve"> </w:t>
       </w:r>
-      <w:hyperlink r:id="rId17">
+      <w:hyperlink r:id="rId21">
         <w:r>
           <w:rPr>
             <w:rStyle w:val="Hyperlink"/>
@@ -1516,7 +3009,7 @@
       <w:r>
         <w:t xml:space="preserve"> </w:t>
       </w:r>
-      <w:hyperlink r:id="rId18">
+      <w:hyperlink r:id="rId22">
         <w:r>
           <w:rPr>
             <w:rStyle w:val="Hyperlink"/>
@@ -1542,7 +3035,7 @@
       <w:r>
         <w:t xml:space="preserve"> </w:t>
       </w:r>
-      <w:hyperlink r:id="rId19">
+      <w:hyperlink r:id="rId23">
         <w:r>
           <w:rPr>
             <w:rStyle w:val="Hyperlink"/>
@@ -1562,7 +3055,7 @@
       <w:r>
         <w:t xml:space="preserve">(</w:t>
       </w:r>
-      <w:hyperlink r:id="rId20">
+      <w:hyperlink r:id="rId24">
         <w:r>
           <w:rPr>
             <w:rStyle w:val="Hyperlink"/>
@@ -1574,9 +3067,9 @@
         <w:t xml:space="preserve">).</w:t>
       </w:r>
     </w:p>
-    <w:bookmarkEnd w:id="21"/>
-    <w:bookmarkEnd w:id="22"/>
-    <w:bookmarkStart w:id="27" w:name="sec-conditional-entropy"/>
+    <w:bookmarkEnd w:id="25"/>
+    <w:bookmarkEnd w:id="26"/>
+    <w:bookmarkStart w:id="31" w:name="sec-conditional-entropy"/>
     <w:p>
       <w:pPr>
         <w:pStyle w:val="Heading2"/>
@@ -1585,7 +3078,7 @@
         <w:t xml:space="preserve">2 Joint and conditional entropy</w:t>
       </w:r>
     </w:p>
-    <w:bookmarkStart w:id="23" w:name="def-joint-entropy"/>
+    <w:bookmarkStart w:id="27" w:name="def-joint-entropy"/>
     <w:p>
       <w:pPr>
         <w:pStyle w:val="FirstParagraph"/>
@@ -1595,7 +3088,7 @@
           <w:b/>
           <w:bCs/>
         </w:rPr>
-        <w:t xml:space="preserve">Definition 2 (Joint entropy)</w:t>
+        <w:t xml:space="preserve">Definition 4 (Joint entropy)</w:t>
       </w:r>
       <w:r>
         <w:t xml:space="preserve"> </w:t>
@@ -2006,8 +3499,8 @@
         <w:t xml:space="preserve">.</w:t>
       </w:r>
     </w:p>
-    <w:bookmarkEnd w:id="23"/>
-    <w:bookmarkStart w:id="24" w:name="def-entropy-given-value"/>
+    <w:bookmarkEnd w:id="27"/>
+    <w:bookmarkStart w:id="28" w:name="def-entropy-given-value"/>
     <w:p>
       <w:pPr>
         <w:pStyle w:val="BodyText"/>
@@ -2017,7 +3510,7 @@
           <w:b/>
           <w:bCs/>
         </w:rPr>
-        <w:t xml:space="preserve">Definition 3 (Entropy given one value)</w:t>
+        <w:t xml:space="preserve">Definition 5 (Entropy given one value)</w:t>
       </w:r>
       <w:r>
         <w:t xml:space="preserve"> </w:t>
@@ -2061,7 +3554,7 @@
           <w:rPr>
             <w:rStyle w:val="Hyperlink"/>
           </w:rPr>
-          <w:t xml:space="preserve">Definition 2</w:t>
+          <w:t xml:space="preserve">Definition 4</w:t>
         </w:r>
       </w:hyperlink>
       <w:r>
@@ -2530,8 +4023,8 @@
         <w:t xml:space="preserve">.</w:t>
       </w:r>
     </w:p>
-    <w:bookmarkEnd w:id="24"/>
-    <w:bookmarkStart w:id="25" w:name="def-conditional-entropy"/>
+    <w:bookmarkEnd w:id="28"/>
+    <w:bookmarkStart w:id="29" w:name="def-conditional-entropy"/>
     <w:p>
       <w:pPr>
         <w:pStyle w:val="BodyText"/>
@@ -2541,7 +4034,7 @@
           <w:b/>
           <w:bCs/>
         </w:rPr>
-        <w:t xml:space="preserve">Definition 4 (Conditional entropy)</w:t>
+        <w:t xml:space="preserve">Definition 6 (Conditional entropy)</w:t>
       </w:r>
       <w:r>
         <w:t xml:space="preserve"> </w:t>
@@ -2585,7 +4078,7 @@
           <w:rPr>
             <w:rStyle w:val="Hyperlink"/>
           </w:rPr>
-          <w:t xml:space="preserve">Definition 2</w:t>
+          <w:t xml:space="preserve">Definition 4</w:t>
         </w:r>
       </w:hyperlink>
       <w:r>
@@ -2978,8 +4471,8 @@
         <w:t xml:space="preserve">.</w:t>
       </w:r>
     </w:p>
-    <w:bookmarkEnd w:id="25"/>
-    <w:bookmarkStart w:id="26" w:name="thm-entropy-chain-rule"/>
+    <w:bookmarkEnd w:id="29"/>
+    <w:bookmarkStart w:id="30" w:name="thm-entropy-chain-rule"/>
     <w:p>
       <w:pPr>
         <w:pStyle w:val="BodyText"/>
@@ -3125,7 +4618,7 @@
         </m:oMath>
       </m:oMathPara>
     </w:p>
-    <w:bookmarkEnd w:id="26"/>
+    <w:bookmarkEnd w:id="30"/>
     <w:p>
       <w:pPr>
         <w:pStyle w:val="FirstParagraph"/>
@@ -3151,7 +4644,7 @@
           <w:rPr>
             <w:rStyle w:val="Hyperlink"/>
           </w:rPr>
-          <w:t xml:space="preserve">Definition 3</w:t>
+          <w:t xml:space="preserve">Definition 5</w:t>
         </w:r>
       </w:hyperlink>
       <w:r>
@@ -3168,7 +4661,7 @@
           <w:rPr>
             <w:rStyle w:val="Hyperlink"/>
           </w:rPr>
-          <w:t xml:space="preserve">Definition 4</w:t>
+          <w:t xml:space="preserve">Definition 6</w:t>
         </w:r>
       </w:hyperlink>
       <w:r>
@@ -4510,8 +6003,8 @@
         <w:t xml:space="preserve">.</w:t>
       </w:r>
     </w:p>
-    <w:bookmarkEnd w:id="27"/>
-    <w:bookmarkStart w:id="35" w:name="sec-mutual-information"/>
+    <w:bookmarkEnd w:id="31"/>
+    <w:bookmarkStart w:id="39" w:name="sec-mutual-information"/>
     <w:p>
       <w:pPr>
         <w:pStyle w:val="Heading2"/>
@@ -4520,7 +6013,7 @@
         <w:t xml:space="preserve">3 Mutual information</w:t>
       </w:r>
     </w:p>
-    <w:bookmarkStart w:id="28" w:name="def-mutual-information"/>
+    <w:bookmarkStart w:id="32" w:name="def-mutual-information"/>
     <w:p>
       <w:pPr>
         <w:pStyle w:val="FirstParagraph"/>
@@ -4530,7 +6023,7 @@
           <w:b/>
           <w:bCs/>
         </w:rPr>
-        <w:t xml:space="preserve">Definition 5 (Mutual information)</w:t>
+        <w:t xml:space="preserve">Definition 7 (Mutual information)</w:t>
       </w:r>
       <w:r>
         <w:t xml:space="preserve"> </w:t>
@@ -4591,7 +6084,7 @@
       <w:r>
         <w:t xml:space="preserve"> </w:t>
       </w:r>
-      <w:hyperlink r:id="rId13">
+      <w:hyperlink r:id="rId17">
         <w:r>
           <w:rPr>
             <w:rStyle w:val="Hyperlink"/>
@@ -4806,8 +6299,8 @@
         <w:t xml:space="preserve">.</w:t>
       </w:r>
     </w:p>
-    <w:bookmarkEnd w:id="28"/>
-    <w:bookmarkStart w:id="29" w:name="thm-mutual-information-symmetric"/>
+    <w:bookmarkEnd w:id="32"/>
+    <w:bookmarkStart w:id="33" w:name="thm-mutual-information-symmetric"/>
     <w:p>
       <w:pPr>
         <w:pStyle w:val="BodyText"/>
@@ -4989,7 +6482,7 @@
         </m:oMath>
       </m:oMathPara>
     </w:p>
-    <w:bookmarkEnd w:id="29"/>
+    <w:bookmarkEnd w:id="33"/>
     <w:p>
       <w:pPr>
         <w:pStyle w:val="FirstParagraph"/>
@@ -5480,7 +6973,7 @@
           <w:rPr>
             <w:rStyle w:val="Hyperlink"/>
           </w:rPr>
-          <w:t xml:space="preserve">Definition 5</w:t>
+          <w:t xml:space="preserve">Definition 7</w:t>
         </w:r>
       </w:hyperlink>
       <w:r>
@@ -5531,7 +7024,7 @@
         <w:t xml:space="preserve">by the same definition.</w:t>
       </w:r>
     </w:p>
-    <w:bookmarkStart w:id="30" w:name="rem-mutual-information-kl"/>
+    <w:bookmarkStart w:id="34" w:name="rem-mutual-information-kl"/>
     <w:p>
       <w:pPr>
         <w:pStyle w:val="BodyText"/>
@@ -5541,7 +7034,7 @@
           <w:i/>
           <w:iCs/>
         </w:rPr>
-        <w:t xml:space="preserve">Remark 4</w:t>
+        <w:t xml:space="preserve">Remark 5</w:t>
       </w:r>
       <w:r>
         <w:t xml:space="preserve"> (Mutual information as a divergence). </w:t>
@@ -5564,7 +7057,7 @@
       <w:r>
         <w:t xml:space="preserve"> </w:t>
       </w:r>
-      <w:hyperlink r:id="rId19">
+      <w:hyperlink r:id="rId23">
         <w:r>
           <w:rPr>
             <w:rStyle w:val="Hyperlink"/>
@@ -5826,8 +7319,8 @@
         <w:t xml:space="preserve">on average.</w:t>
       </w:r>
     </w:p>
-    <w:bookmarkEnd w:id="30"/>
-    <w:bookmarkStart w:id="31" w:name="def-information-gain"/>
+    <w:bookmarkEnd w:id="34"/>
+    <w:bookmarkStart w:id="35" w:name="def-information-gain"/>
     <w:p>
       <w:pPr>
         <w:pStyle w:val="BodyText"/>
@@ -5837,7 +7330,7 @@
           <w:b/>
           <w:bCs/>
         </w:rPr>
-        <w:t xml:space="preserve">Definition 6 (Information gain)</w:t>
+        <w:t xml:space="preserve">Definition 8 (Information gain)</w:t>
       </w:r>
       <w:r>
         <w:t xml:space="preserve"> </w:t>
@@ -5895,8 +7388,8 @@
         <w:t xml:space="preserve">.</w:t>
       </w:r>
     </w:p>
-    <w:bookmarkEnd w:id="31"/>
-    <w:bookmarkStart w:id="32" w:name="rem-information-gain"/>
+    <w:bookmarkEnd w:id="35"/>
+    <w:bookmarkStart w:id="36" w:name="rem-information-gain"/>
     <w:p>
       <w:pPr>
         <w:pStyle w:val="BodyText"/>
@@ -5906,7 +7399,7 @@
           <w:i/>
           <w:iCs/>
         </w:rPr>
-        <w:t xml:space="preserve">Remark 5</w:t>
+        <w:t xml:space="preserve">Remark 6</w:t>
       </w:r>
       <w:r>
         <w:t xml:space="preserve"> (Information gain is mutual information). </w:t>
@@ -5922,7 +7415,7 @@
           <w:rPr>
             <w:rStyle w:val="Hyperlink"/>
           </w:rPr>
-          <w:t xml:space="preserve">Definition 6</w:t>
+          <w:t xml:space="preserve">Definition 8</w:t>
         </w:r>
       </w:hyperlink>
       <w:r>
@@ -6088,8 +7581,8 @@
         <w:t xml:space="preserve">.</w:t>
       </w:r>
     </w:p>
-    <w:bookmarkEnd w:id="32"/>
-    <w:bookmarkStart w:id="33" w:name="exr-information-gain"/>
+    <w:bookmarkEnd w:id="36"/>
+    <w:bookmarkStart w:id="37" w:name="exr-information-gain"/>
     <w:p>
       <w:pPr>
         <w:pStyle w:val="BodyText"/>
@@ -6488,7 +7981,7 @@
           <w:rPr>
             <w:rStyle w:val="Hyperlink"/>
           </w:rPr>
-          <w:t xml:space="preserve">Remark 5</w:t>
+          <w:t xml:space="preserve">Remark 6</w:t>
         </w:r>
       </w:hyperlink>
       <w:r>
@@ -6505,7 +7998,7 @@
           <w:rPr>
             <w:rStyle w:val="Hyperlink"/>
           </w:rPr>
-          <w:t xml:space="preserve">Definition 6</w:t>
+          <w:t xml:space="preserve">Definition 8</w:t>
         </w:r>
       </w:hyperlink>
       <w:r>
@@ -6744,8 +8237,8 @@
         <w:t xml:space="preserve">Which split has the larger gain?</w:t>
       </w:r>
     </w:p>
-    <w:bookmarkEnd w:id="33"/>
-    <w:bookmarkStart w:id="34" w:name="sol-information-gain"/>
+    <w:bookmarkEnd w:id="37"/>
+    <w:bookmarkStart w:id="38" w:name="sol-information-gain"/>
     <w:p>
       <w:pPr>
         <w:pStyle w:val="FirstParagraph"/>
@@ -7951,7 +9444,7 @@
           <w:rPr>
             <w:rStyle w:val="Hyperlink"/>
           </w:rPr>
-          <w:t xml:space="preserve">Definition 5</w:t>
+          <w:t xml:space="preserve">Definition 7</w:t>
         </w:r>
       </w:hyperlink>
       <w:r>
@@ -8230,9 +9723,9 @@
         <w:t xml:space="preserve">so its entropy gets less weight.</w:t>
       </w:r>
     </w:p>
-    <w:bookmarkEnd w:id="34"/>
-    <w:bookmarkEnd w:id="35"/>
-    <w:bookmarkStart w:id="42" w:name="references"/>
+    <w:bookmarkEnd w:id="38"/>
+    <w:bookmarkEnd w:id="39"/>
+    <w:bookmarkStart w:id="46" w:name="references"/>
     <w:p>
       <w:pPr>
         <w:pStyle w:val="Heading2"/>
@@ -8241,8 +9734,8 @@
         <w:t xml:space="preserve">References</w:t>
       </w:r>
     </w:p>
-    <w:bookmarkStart w:id="41" w:name="refs"/>
-    <w:bookmarkStart w:id="37" w:name="ref-cover2006elements"/>
+    <w:bookmarkStart w:id="45" w:name="refs"/>
+    <w:bookmarkStart w:id="41" w:name="ref-cover2006elements"/>
     <w:p>
       <w:pPr>
         <w:pStyle w:val="Bibliography"/>
@@ -8266,7 +9759,7 @@
       <w:r>
         <w:t xml:space="preserve"> </w:t>
       </w:r>
-      <w:hyperlink r:id="rId36">
+      <w:hyperlink r:id="rId40">
         <w:r>
           <w:rPr>
             <w:rStyle w:val="Hyperlink"/>
@@ -8278,8 +9771,8 @@
         <w:t xml:space="preserve">.</w:t>
       </w:r>
     </w:p>
-    <w:bookmarkEnd w:id="37"/>
-    <w:bookmarkStart w:id="38" w:name="ref-mackay2003information"/>
+    <w:bookmarkEnd w:id="41"/>
+    <w:bookmarkStart w:id="42" w:name="ref-mackay2003information"/>
     <w:p>
       <w:pPr>
         <w:pStyle w:val="Bibliography"/>
@@ -8301,8 +9794,8 @@
         <w:t xml:space="preserve">. Cambridge University Press.</w:t>
       </w:r>
     </w:p>
-    <w:bookmarkEnd w:id="38"/>
-    <w:bookmarkStart w:id="40" w:name="ref-quinlan1986induction"/>
+    <w:bookmarkEnd w:id="42"/>
+    <w:bookmarkStart w:id="44" w:name="ref-quinlan1986induction"/>
     <w:p>
       <w:pPr>
         <w:pStyle w:val="Bibliography"/>
@@ -8335,7 +9828,7 @@
       <w:r>
         <w:t xml:space="preserve"> </w:t>
       </w:r>
-      <w:hyperlink r:id="rId39">
+      <w:hyperlink r:id="rId43">
         <w:r>
           <w:rPr>
             <w:rStyle w:val="Hyperlink"/>
@@ -8347,9 +9840,9 @@
         <w:t xml:space="preserve">.</w:t>
       </w:r>
     </w:p>
-    <w:bookmarkEnd w:id="40"/>
-    <w:bookmarkEnd w:id="41"/>
-    <w:bookmarkEnd w:id="42"/>
+    <w:bookmarkEnd w:id="44"/>
+    <w:bookmarkEnd w:id="45"/>
+    <w:bookmarkEnd w:id="46"/>
     <w:sectPr>
       <w:footnotePr>
         <w:numRestart w:val="eachSect"/>

--- a/entropy.docx
+++ b/entropy.docx
@@ -15,7 +15,7 @@
         <w:pStyle w:val="Date"/>
       </w:pPr>
       <w:r>
-        <w:t xml:space="preserve">Last modified: 2026-10-26 16:12:37 (PDT)</w:t>
+        <w:t xml:space="preserve">Last modified: 2026-10-26 23:11:18 (PDT)</w:t>
       </w:r>
     </w:p>
     <w:p>

--- a/entropy.docx
+++ b/entropy.docx
@@ -15,7 +15,7 @@
         <w:pStyle w:val="Date"/>
       </w:pPr>
       <w:r>
-        <w:t xml:space="preserve">Last modified: 2026-10-26 23:11:18 (PDT)</w:t>
+        <w:t xml:space="preserve">Last modified: 2026-10-27 13:11:00 (PDT)</w:t>
       </w:r>
     </w:p>
     <w:p>

--- a/entropy.docx
+++ b/entropy.docx
@@ -15,7 +15,7 @@
         <w:pStyle w:val="Date"/>
       </w:pPr>
       <w:r>
-        <w:t xml:space="preserve">Last modified: 2026-10-27 13:11:00 (PDT)</w:t>
+        <w:t xml:space="preserve">Last modified: 2026-10-28 16:00:55 (PDT)</w:t>
       </w:r>
     </w:p>
     <w:p>

--- a/entropy.docx
+++ b/entropy.docx
@@ -15,7 +15,7 @@
         <w:pStyle w:val="Date"/>
       </w:pPr>
       <w:r>
-        <w:t xml:space="preserve">Last modified: 2026-10-28 16:00:55 (PDT)</w:t>
+        <w:t xml:space="preserve">Last modified: 2026-10-29 15:05:22 (PDT)</w:t>
       </w:r>
     </w:p>
     <w:p>

--- a/entropy.docx
+++ b/entropy.docx
@@ -15,7 +15,7 @@
         <w:pStyle w:val="Date"/>
       </w:pPr>
       <w:r>
-        <w:t xml:space="preserve">Last modified: 2026-10-29 15:05:22 (PDT)</w:t>
+        <w:t xml:space="preserve">Last modified: 2026-10-29 18:15:56 (PDT)</w:t>
       </w:r>
     </w:p>
     <w:p>

--- a/entropy.docx
+++ b/entropy.docx
@@ -15,7 +15,7 @@
         <w:pStyle w:val="Date"/>
       </w:pPr>
       <w:r>
-        <w:t xml:space="preserve">Last modified: 2026-10-29 18:15:56 (PDT)</w:t>
+        <w:t xml:space="preserve">Last modified: 2026-10-30 16:19:07 (PDT)</w:t>
       </w:r>
     </w:p>
     <w:p>
@@ -56,7 +56,7 @@
         <w:t xml:space="preserve">.</w:t>
       </w:r>
     </w:p>
-    <w:bookmarkStart w:id="26" w:name="sec-surprisal"/>
+    <w:bookmarkStart w:id="30" w:name="sec-surprisal"/>
     <w:p>
       <w:pPr>
         <w:pStyle w:val="Heading2"/>
@@ -2844,7 +2844,7 @@
       </w:r>
     </w:p>
     <w:bookmarkEnd w:id="20"/>
-    <w:bookmarkStart w:id="25" w:name="rem-surprisal-fisher-information"/>
+    <w:bookmarkStart w:id="24" w:name="rem-differential-entropy-vs-entropy"/>
     <w:p>
       <w:pPr>
         <w:pStyle w:val="BodyText"/>
@@ -2855,6 +2855,714 @@
           <w:iCs/>
         </w:rPr>
         <w:t xml:space="preserve">Remark 4</w:t>
+      </w:r>
+      <w:r>
+        <w:t xml:space="preserve"> (Differential entropy differs from entropy). </w:t>
+      </w:r>
+      <w:r>
+        <w:t xml:space="preserve">A</w:t>
+      </w:r>
+      <w:r>
+        <w:t xml:space="preserve"> </w:t>
+      </w:r>
+      <w:hyperlink r:id="rId21">
+        <w:r>
+          <w:rPr>
+            <w:rStyle w:val="Hyperlink"/>
+          </w:rPr>
+          <w:t xml:space="preserve">density</w:t>
+        </w:r>
+      </w:hyperlink>
+      <w:r>
+        <w:t xml:space="preserve"> </w:t>
+      </w:r>
+      <w:r>
+        <w:t xml:space="preserve">value is not a probability,</w:t>
+      </w:r>
+      <w:r>
+        <w:t xml:space="preserve"> </w:t>
+      </w:r>
+      <w:r>
+        <w:t xml:space="preserve">so the</w:t>
+      </w:r>
+      <w:r>
+        <w:t xml:space="preserve"> </w:t>
+      </w:r>
+      <w:hyperlink r:id="rId22">
+        <w:r>
+          <w:rPr>
+            <w:rStyle w:val="Hyperlink"/>
+          </w:rPr>
+          <w:t xml:space="preserve">surprisal</w:t>
+        </w:r>
+      </w:hyperlink>
+      <w:r>
+        <w:t xml:space="preserve"> </w:t>
+      </w:r>
+      <w:r>
+        <w:t xml:space="preserve">of a continuous value</w:t>
+      </w:r>
+      <w:r>
+        <w:t xml:space="preserve"> </w:t>
+      </w:r>
+      <w:r>
+        <w:t xml:space="preserve">and the</w:t>
+      </w:r>
+      <w:r>
+        <w:t xml:space="preserve"> </w:t>
+      </w:r>
+      <w:hyperlink r:id="rId17">
+        <w:r>
+          <w:rPr>
+            <w:rStyle w:val="Hyperlink"/>
+          </w:rPr>
+          <w:t xml:space="preserve">entropy</w:t>
+        </w:r>
+      </w:hyperlink>
+      <w:r>
+        <w:t xml:space="preserve"> </w:t>
+      </w:r>
+      <w:r>
+        <w:t xml:space="preserve">of a continuous random variable</w:t>
+      </w:r>
+      <w:r>
+        <w:t xml:space="preserve"> </w:t>
+      </w:r>
+      <w:r>
+        <w:t xml:space="preserve">(the differential entropy)</w:t>
+      </w:r>
+      <w:r>
+        <w:t xml:space="preserve"> </w:t>
+      </w:r>
+      <w:r>
+        <w:t xml:space="preserve">behave differently from their discrete counterparts:</w:t>
+      </w:r>
+    </w:p>
+    <w:p>
+      <w:pPr>
+        <w:pStyle w:val="Compact"/>
+        <w:numPr>
+          <w:ilvl w:val="0"/>
+          <w:numId w:val="1001"/>
+        </w:numPr>
+      </w:pPr>
+      <w:r>
+        <w:rPr>
+          <w:b/>
+          <w:bCs/>
+        </w:rPr>
+        <w:t xml:space="preserve">Sign.</w:t>
+      </w:r>
+      <w:r>
+        <w:t xml:space="preserve"> </w:t>
+      </w:r>
+      <w:r>
+        <w:t xml:space="preserve">A density can exceed</w:t>
+      </w:r>
+      <w:r>
+        <w:t xml:space="preserve"> </w:t>
+      </w:r>
+      <m:oMath>
+        <m:r>
+          <m:t>1</m:t>
+        </m:r>
+      </m:oMath>
+      <w:r>
+        <w:t xml:space="preserve">,</w:t>
+      </w:r>
+      <w:r>
+        <w:t xml:space="preserve"> </w:t>
+      </w:r>
+      <w:r>
+        <w:t xml:space="preserve">so the surprisal</w:t>
+      </w:r>
+      <w:r>
+        <w:t xml:space="preserve"> </w:t>
+      </w:r>
+      <m:oMath>
+        <m:r>
+          <m:t>s</m:t>
+        </m:r>
+        <m:r>
+          <m:t>​</m:t>
+        </m:r>
+        <m:d>
+          <m:dPr>
+            <m:begChr m:val="("/>
+            <m:sepChr m:val=""/>
+            <m:endChr m:val=")"/>
+            <m:grow/>
+          </m:dPr>
+          <m:e>
+            <m:r>
+              <m:t>x</m:t>
+            </m:r>
+          </m:e>
+        </m:d>
+        <m:r>
+          <m:t>​</m:t>
+        </m:r>
+      </m:oMath>
+      <w:r>
+        <w:t xml:space="preserve"> </w:t>
+      </w:r>
+      <w:r>
+        <w:t xml:space="preserve">and the differential entropy can be negative,</w:t>
+      </w:r>
+      <w:r>
+        <w:t xml:space="preserve"> </w:t>
+      </w:r>
+      <w:r>
+        <w:t xml:space="preserve">as in the</w:t>
+      </w:r>
+      <w:r>
+        <w:t xml:space="preserve"> </w:t>
+      </w:r>
+      <w:hyperlink r:id="rId23">
+        <w:r>
+          <w:rPr>
+            <w:rStyle w:val="Hyperlink"/>
+          </w:rPr>
+          <w:t xml:space="preserve">uniform example</w:t>
+        </w:r>
+      </w:hyperlink>
+      <w:r>
+        <w:t xml:space="preserve"> </w:t>
+      </w:r>
+      <w:r>
+        <w:t xml:space="preserve">(Cover and Thomas 2006, sec. 8.1)</w:t>
+      </w:r>
+      <w:r>
+        <w:t xml:space="preserve">.</w:t>
+      </w:r>
+      <w:r>
+        <w:t xml:space="preserve"> </w:t>
+      </w:r>
+      <w:r>
+        <w:t xml:space="preserve">The entropy of a discrete random variable is never negative.</w:t>
+      </w:r>
+    </w:p>
+    <w:p>
+      <w:pPr>
+        <w:pStyle w:val="Compact"/>
+        <w:numPr>
+          <w:ilvl w:val="0"/>
+          <w:numId w:val="1001"/>
+        </w:numPr>
+      </w:pPr>
+      <w:r>
+        <w:rPr>
+          <w:b/>
+          <w:bCs/>
+        </w:rPr>
+        <w:t xml:space="preserve">Units.</w:t>
+      </w:r>
+      <w:r>
+        <w:t xml:space="preserve"> </w:t>
+      </w:r>
+      <w:r>
+        <w:t xml:space="preserve">Rescaling changes the differential entropy:</w:t>
+      </w:r>
+      <w:r>
+        <w:t xml:space="preserve"> </w:t>
+      </w:r>
+      <m:oMath>
+        <m:r>
+          <m:t>H</m:t>
+        </m:r>
+        <m:r>
+          <m:t>​</m:t>
+        </m:r>
+        <m:d>
+          <m:dPr>
+            <m:begChr m:val="("/>
+            <m:sepChr m:val=""/>
+            <m:endChr m:val=")"/>
+            <m:grow/>
+          </m:dPr>
+          <m:e>
+            <m:r>
+              <m:t>a</m:t>
+            </m:r>
+            <m:r>
+              <m:t>X</m:t>
+            </m:r>
+          </m:e>
+        </m:d>
+        <m:r>
+          <m:t>​</m:t>
+        </m:r>
+        <m:r>
+          <m:rPr>
+            <m:sty m:val="p"/>
+          </m:rPr>
+          <m:t>=</m:t>
+        </m:r>
+        <m:r>
+          <m:t>H</m:t>
+        </m:r>
+        <m:r>
+          <m:t>​</m:t>
+        </m:r>
+        <m:d>
+          <m:dPr>
+            <m:begChr m:val="("/>
+            <m:sepChr m:val=""/>
+            <m:endChr m:val=")"/>
+            <m:grow/>
+          </m:dPr>
+          <m:e>
+            <m:r>
+              <m:t>X</m:t>
+            </m:r>
+          </m:e>
+        </m:d>
+        <m:r>
+          <m:t>​</m:t>
+        </m:r>
+        <m:r>
+          <m:rPr>
+            <m:sty m:val="p"/>
+          </m:rPr>
+          <m:t>+</m:t>
+        </m:r>
+        <m:r>
+          <m:rPr>
+            <m:sty m:val="p"/>
+          </m:rPr>
+          <m:t>log</m:t>
+        </m:r>
+        <m:r>
+          <m:rPr>
+            <m:sty m:val="p"/>
+          </m:rPr>
+          <m:t>|</m:t>
+        </m:r>
+        <m:r>
+          <m:t>a</m:t>
+        </m:r>
+        <m:r>
+          <m:rPr>
+            <m:sty m:val="p"/>
+          </m:rPr>
+          <m:t>|</m:t>
+        </m:r>
+      </m:oMath>
+      <w:r>
+        <w:t xml:space="preserve"> </w:t>
+      </w:r>
+      <w:r>
+        <w:t xml:space="preserve">for a constant</w:t>
+      </w:r>
+      <w:r>
+        <w:t xml:space="preserve"> </w:t>
+      </w:r>
+      <m:oMath>
+        <m:r>
+          <m:t>a</m:t>
+        </m:r>
+        <m:r>
+          <m:rPr>
+            <m:sty m:val="p"/>
+          </m:rPr>
+          <m:t>≠</m:t>
+        </m:r>
+        <m:r>
+          <m:t>0</m:t>
+        </m:r>
+      </m:oMath>
+      <w:r>
+        <w:t xml:space="preserve"> </w:t>
+      </w:r>
+      <w:r>
+        <w:t xml:space="preserve">(Cover and Thomas 2006, Theorem 8.6.4)</w:t>
+      </w:r>
+      <w:r>
+        <w:t xml:space="preserve">.</w:t>
+      </w:r>
+      <w:r>
+        <w:t xml:space="preserve"> </w:t>
+      </w:r>
+      <w:r>
+        <w:t xml:space="preserve">Measuring the same quantity in metres rather than centimetres therefore changes it.</w:t>
+      </w:r>
+      <w:r>
+        <w:t xml:space="preserve"> </w:t>
+      </w:r>
+      <w:r>
+        <w:t xml:space="preserve">Adding a constant does not:</w:t>
+      </w:r>
+      <w:r>
+        <w:t xml:space="preserve"> </w:t>
+      </w:r>
+      <m:oMath>
+        <m:r>
+          <m:t>H</m:t>
+        </m:r>
+        <m:r>
+          <m:t>​</m:t>
+        </m:r>
+        <m:d>
+          <m:dPr>
+            <m:begChr m:val="("/>
+            <m:sepChr m:val=""/>
+            <m:endChr m:val=")"/>
+            <m:grow/>
+          </m:dPr>
+          <m:e>
+            <m:r>
+              <m:t>X</m:t>
+            </m:r>
+            <m:r>
+              <m:rPr>
+                <m:sty m:val="p"/>
+              </m:rPr>
+              <m:t>+</m:t>
+            </m:r>
+            <m:r>
+              <m:t>c</m:t>
+            </m:r>
+          </m:e>
+        </m:d>
+        <m:r>
+          <m:t>​</m:t>
+        </m:r>
+        <m:r>
+          <m:rPr>
+            <m:sty m:val="p"/>
+          </m:rPr>
+          <m:t>=</m:t>
+        </m:r>
+        <m:r>
+          <m:t>H</m:t>
+        </m:r>
+        <m:r>
+          <m:t>​</m:t>
+        </m:r>
+        <m:d>
+          <m:dPr>
+            <m:begChr m:val="("/>
+            <m:sepChr m:val=""/>
+            <m:endChr m:val=")"/>
+            <m:grow/>
+          </m:dPr>
+          <m:e>
+            <m:r>
+              <m:t>X</m:t>
+            </m:r>
+          </m:e>
+        </m:d>
+        <m:r>
+          <m:t>​</m:t>
+        </m:r>
+      </m:oMath>
+      <w:r>
+        <w:t xml:space="preserve"> </w:t>
+      </w:r>
+      <w:r>
+        <w:t xml:space="preserve">(Cover and Thomas 2006, Theorem 8.6.3)</w:t>
+      </w:r>
+      <w:r>
+        <w:t xml:space="preserve">.</w:t>
+      </w:r>
+    </w:p>
+    <w:p>
+      <w:pPr>
+        <w:pStyle w:val="Compact"/>
+        <w:numPr>
+          <w:ilvl w:val="0"/>
+          <w:numId w:val="1001"/>
+        </w:numPr>
+      </w:pPr>
+      <w:r>
+        <w:rPr>
+          <w:b/>
+          <w:bCs/>
+        </w:rPr>
+        <w:t xml:space="preserve">Not a limit of entropy.</w:t>
+      </w:r>
+      <w:r>
+        <w:t xml:space="preserve"> </w:t>
+      </w:r>
+      <w:r>
+        <w:t xml:space="preserve">Round a continuous</w:t>
+      </w:r>
+      <w:r>
+        <w:t xml:space="preserve"> </w:t>
+      </w:r>
+      <m:oMath>
+        <m:r>
+          <m:t>X</m:t>
+        </m:r>
+      </m:oMath>
+      <w:r>
+        <w:t xml:space="preserve"> </w:t>
+      </w:r>
+      <w:r>
+        <w:t xml:space="preserve">to bins of width</w:t>
+      </w:r>
+      <w:r>
+        <w:t xml:space="preserve"> </w:t>
+      </w:r>
+      <m:oMath>
+        <m:r>
+          <m:rPr>
+            <m:sty m:val="p"/>
+          </m:rPr>
+          <m:t>Δ</m:t>
+        </m:r>
+      </m:oMath>
+      <w:r>
+        <w:t xml:space="preserve">,</w:t>
+      </w:r>
+      <w:r>
+        <w:t xml:space="preserve"> </w:t>
+      </w:r>
+      <w:r>
+        <w:t xml:space="preserve">which gives a discrete random variable</w:t>
+      </w:r>
+      <w:r>
+        <w:t xml:space="preserve"> </w:t>
+      </w:r>
+      <m:oMath>
+        <m:sSup>
+          <m:e>
+            <m:r>
+              <m:t>X</m:t>
+            </m:r>
+          </m:e>
+          <m:sup>
+            <m:r>
+              <m:rPr>
+                <m:sty m:val="p"/>
+              </m:rPr>
+              <m:t>Δ</m:t>
+            </m:r>
+          </m:sup>
+        </m:sSup>
+      </m:oMath>
+      <w:r>
+        <w:t xml:space="preserve">.</w:t>
+      </w:r>
+      <w:r>
+        <w:t xml:space="preserve"> </w:t>
+      </w:r>
+      <w:r>
+        <w:t xml:space="preserve">Then</w:t>
+      </w:r>
+      <w:r>
+        <w:t xml:space="preserve"> </w:t>
+      </w:r>
+      <m:oMath>
+        <m:r>
+          <m:t>H</m:t>
+        </m:r>
+        <m:r>
+          <m:t>​</m:t>
+        </m:r>
+        <m:d>
+          <m:dPr>
+            <m:begChr m:val="("/>
+            <m:sepChr m:val=""/>
+            <m:endChr m:val=")"/>
+            <m:grow/>
+          </m:dPr>
+          <m:e>
+            <m:sSup>
+              <m:e>
+                <m:r>
+                  <m:t>X</m:t>
+                </m:r>
+              </m:e>
+              <m:sup>
+                <m:r>
+                  <m:rPr>
+                    <m:sty m:val="p"/>
+                  </m:rPr>
+                  <m:t>Δ</m:t>
+                </m:r>
+              </m:sup>
+            </m:sSup>
+          </m:e>
+        </m:d>
+        <m:r>
+          <m:t>​</m:t>
+        </m:r>
+        <m:r>
+          <m:rPr>
+            <m:sty m:val="p"/>
+          </m:rPr>
+          <m:t>+</m:t>
+        </m:r>
+        <m:r>
+          <m:rPr>
+            <m:sty m:val="p"/>
+          </m:rPr>
+          <m:t>log</m:t>
+        </m:r>
+        <m:r>
+          <m:rPr>
+            <m:sty m:val="p"/>
+          </m:rPr>
+          <m:t>Δ</m:t>
+        </m:r>
+        <m:r>
+          <m:rPr>
+            <m:sty m:val="p"/>
+          </m:rPr>
+          <m:t>→</m:t>
+        </m:r>
+        <m:r>
+          <m:t>H</m:t>
+        </m:r>
+        <m:r>
+          <m:t>​</m:t>
+        </m:r>
+        <m:d>
+          <m:dPr>
+            <m:begChr m:val="("/>
+            <m:sepChr m:val=""/>
+            <m:endChr m:val=")"/>
+            <m:grow/>
+          </m:dPr>
+          <m:e>
+            <m:r>
+              <m:t>X</m:t>
+            </m:r>
+          </m:e>
+        </m:d>
+        <m:r>
+          <m:t>​</m:t>
+        </m:r>
+      </m:oMath>
+      <w:r>
+        <w:t xml:space="preserve"> </w:t>
+      </w:r>
+      <w:r>
+        <w:t xml:space="preserve">as</w:t>
+      </w:r>
+      <w:r>
+        <w:t xml:space="preserve"> </w:t>
+      </w:r>
+      <m:oMath>
+        <m:r>
+          <m:rPr>
+            <m:sty m:val="p"/>
+          </m:rPr>
+          <m:t>Δ</m:t>
+        </m:r>
+        <m:r>
+          <m:rPr>
+            <m:sty m:val="p"/>
+          </m:rPr>
+          <m:t>→</m:t>
+        </m:r>
+        <m:r>
+          <m:t>0</m:t>
+        </m:r>
+      </m:oMath>
+      <w:r>
+        <w:t xml:space="preserve"> </w:t>
+      </w:r>
+      <w:r>
+        <w:t xml:space="preserve">(Cover and Thomas 2006, Theorem 8.3.1)</w:t>
+      </w:r>
+      <w:r>
+        <w:t xml:space="preserve">.</w:t>
+      </w:r>
+      <w:r>
+        <w:t xml:space="preserve"> </w:t>
+      </w:r>
+      <w:r>
+        <w:t xml:space="preserve">The entropy</w:t>
+      </w:r>
+      <w:r>
+        <w:t xml:space="preserve"> </w:t>
+      </w:r>
+      <m:oMath>
+        <m:r>
+          <m:t>H</m:t>
+        </m:r>
+        <m:r>
+          <m:t>​</m:t>
+        </m:r>
+        <m:d>
+          <m:dPr>
+            <m:begChr m:val="("/>
+            <m:sepChr m:val=""/>
+            <m:endChr m:val=")"/>
+            <m:grow/>
+          </m:dPr>
+          <m:e>
+            <m:sSup>
+              <m:e>
+                <m:r>
+                  <m:t>X</m:t>
+                </m:r>
+              </m:e>
+              <m:sup>
+                <m:r>
+                  <m:rPr>
+                    <m:sty m:val="p"/>
+                  </m:rPr>
+                  <m:t>Δ</m:t>
+                </m:r>
+              </m:sup>
+            </m:sSup>
+          </m:e>
+        </m:d>
+        <m:r>
+          <m:t>​</m:t>
+        </m:r>
+      </m:oMath>
+      <w:r>
+        <w:t xml:space="preserve"> </w:t>
+      </w:r>
+      <w:r>
+        <w:t xml:space="preserve">itself grows without bound as</w:t>
+      </w:r>
+      <w:r>
+        <w:t xml:space="preserve"> </w:t>
+      </w:r>
+      <m:oMath>
+        <m:r>
+          <m:rPr>
+            <m:sty m:val="p"/>
+          </m:rPr>
+          <m:t>Δ</m:t>
+        </m:r>
+        <m:r>
+          <m:rPr>
+            <m:sty m:val="p"/>
+          </m:rPr>
+          <m:t>→</m:t>
+        </m:r>
+        <m:r>
+          <m:t>0</m:t>
+        </m:r>
+      </m:oMath>
+      <w:r>
+        <w:t xml:space="preserve">,</w:t>
+      </w:r>
+      <w:r>
+        <w:t xml:space="preserve"> </w:t>
+      </w:r>
+      <w:r>
+        <w:t xml:space="preserve">so the differential entropy is not its limit.</w:t>
+      </w:r>
+    </w:p>
+    <w:bookmarkEnd w:id="24"/>
+    <w:bookmarkStart w:id="29" w:name="rem-surprisal-fisher-information"/>
+    <w:p>
+      <w:pPr>
+        <w:pStyle w:val="FirstParagraph"/>
+      </w:pPr>
+      <w:r>
+        <w:rPr>
+          <w:i/>
+          <w:iCs/>
+        </w:rPr>
+        <w:t xml:space="preserve">Remark 5</w:t>
       </w:r>
       <w:r>
         <w:t xml:space="preserve"> (Surprisal and the Fisher information). </w:t>
@@ -2989,7 +3697,7 @@
       <w:r>
         <w:t xml:space="preserve"> </w:t>
       </w:r>
-      <w:hyperlink r:id="rId21">
+      <w:hyperlink r:id="rId25">
         <w:r>
           <w:rPr>
             <w:rStyle w:val="Hyperlink"/>
@@ -3009,7 +3717,7 @@
       <w:r>
         <w:t xml:space="preserve"> </w:t>
       </w:r>
-      <w:hyperlink r:id="rId22">
+      <w:hyperlink r:id="rId26">
         <w:r>
           <w:rPr>
             <w:rStyle w:val="Hyperlink"/>
@@ -3035,7 +3743,7 @@
       <w:r>
         <w:t xml:space="preserve"> </w:t>
       </w:r>
-      <w:hyperlink r:id="rId23">
+      <w:hyperlink r:id="rId27">
         <w:r>
           <w:rPr>
             <w:rStyle w:val="Hyperlink"/>
@@ -3055,7 +3763,7 @@
       <w:r>
         <w:t xml:space="preserve">(</w:t>
       </w:r>
-      <w:hyperlink r:id="rId24">
+      <w:hyperlink r:id="rId28">
         <w:r>
           <w:rPr>
             <w:rStyle w:val="Hyperlink"/>
@@ -3067,9 +3775,9 @@
         <w:t xml:space="preserve">).</w:t>
       </w:r>
     </w:p>
-    <w:bookmarkEnd w:id="25"/>
-    <w:bookmarkEnd w:id="26"/>
-    <w:bookmarkStart w:id="31" w:name="sec-conditional-entropy"/>
+    <w:bookmarkEnd w:id="29"/>
+    <w:bookmarkEnd w:id="30"/>
+    <w:bookmarkStart w:id="35" w:name="sec-conditional-entropy"/>
     <w:p>
       <w:pPr>
         <w:pStyle w:val="Heading2"/>
@@ -3078,7 +3786,7 @@
         <w:t xml:space="preserve">2 Joint and conditional entropy</w:t>
       </w:r>
     </w:p>
-    <w:bookmarkStart w:id="27" w:name="def-joint-entropy"/>
+    <w:bookmarkStart w:id="31" w:name="def-joint-entropy"/>
     <w:p>
       <w:pPr>
         <w:pStyle w:val="FirstParagraph"/>
@@ -3499,8 +4207,8 @@
         <w:t xml:space="preserve">.</w:t>
       </w:r>
     </w:p>
-    <w:bookmarkEnd w:id="27"/>
-    <w:bookmarkStart w:id="28" w:name="def-entropy-given-value"/>
+    <w:bookmarkEnd w:id="31"/>
+    <w:bookmarkStart w:id="32" w:name="def-entropy-given-value"/>
     <w:p>
       <w:pPr>
         <w:pStyle w:val="BodyText"/>
@@ -4023,8 +4731,8 @@
         <w:t xml:space="preserve">.</w:t>
       </w:r>
     </w:p>
-    <w:bookmarkEnd w:id="28"/>
-    <w:bookmarkStart w:id="29" w:name="def-conditional-entropy"/>
+    <w:bookmarkEnd w:id="32"/>
+    <w:bookmarkStart w:id="33" w:name="def-conditional-entropy"/>
     <w:p>
       <w:pPr>
         <w:pStyle w:val="BodyText"/>
@@ -4471,8 +5179,8 @@
         <w:t xml:space="preserve">.</w:t>
       </w:r>
     </w:p>
-    <w:bookmarkEnd w:id="29"/>
-    <w:bookmarkStart w:id="30" w:name="thm-entropy-chain-rule"/>
+    <w:bookmarkEnd w:id="33"/>
+    <w:bookmarkStart w:id="34" w:name="thm-entropy-chain-rule"/>
     <w:p>
       <w:pPr>
         <w:pStyle w:val="BodyText"/>
@@ -4618,7 +5326,7 @@
         </m:oMath>
       </m:oMathPara>
     </w:p>
-    <w:bookmarkEnd w:id="30"/>
+    <w:bookmarkEnd w:id="34"/>
     <w:p>
       <w:pPr>
         <w:pStyle w:val="FirstParagraph"/>
@@ -6003,8 +6711,8 @@
         <w:t xml:space="preserve">.</w:t>
       </w:r>
     </w:p>
-    <w:bookmarkEnd w:id="31"/>
-    <w:bookmarkStart w:id="39" w:name="sec-mutual-information"/>
+    <w:bookmarkEnd w:id="35"/>
+    <w:bookmarkStart w:id="43" w:name="sec-mutual-information"/>
     <w:p>
       <w:pPr>
         <w:pStyle w:val="Heading2"/>
@@ -6013,7 +6721,7 @@
         <w:t xml:space="preserve">3 Mutual information</w:t>
       </w:r>
     </w:p>
-    <w:bookmarkStart w:id="32" w:name="def-mutual-information"/>
+    <w:bookmarkStart w:id="36" w:name="def-mutual-information"/>
     <w:p>
       <w:pPr>
         <w:pStyle w:val="FirstParagraph"/>
@@ -6299,8 +7007,8 @@
         <w:t xml:space="preserve">.</w:t>
       </w:r>
     </w:p>
-    <w:bookmarkEnd w:id="32"/>
-    <w:bookmarkStart w:id="33" w:name="thm-mutual-information-symmetric"/>
+    <w:bookmarkEnd w:id="36"/>
+    <w:bookmarkStart w:id="37" w:name="thm-mutual-information-symmetric"/>
     <w:p>
       <w:pPr>
         <w:pStyle w:val="BodyText"/>
@@ -6482,7 +7190,7 @@
         </m:oMath>
       </m:oMathPara>
     </w:p>
-    <w:bookmarkEnd w:id="33"/>
+    <w:bookmarkEnd w:id="37"/>
     <w:p>
       <w:pPr>
         <w:pStyle w:val="FirstParagraph"/>
@@ -7024,7 +7732,7 @@
         <w:t xml:space="preserve">by the same definition.</w:t>
       </w:r>
     </w:p>
-    <w:bookmarkStart w:id="34" w:name="rem-mutual-information-kl"/>
+    <w:bookmarkStart w:id="38" w:name="rem-mutual-information-kl"/>
     <w:p>
       <w:pPr>
         <w:pStyle w:val="BodyText"/>
@@ -7034,7 +7742,7 @@
           <w:i/>
           <w:iCs/>
         </w:rPr>
-        <w:t xml:space="preserve">Remark 5</w:t>
+        <w:t xml:space="preserve">Remark 6</w:t>
       </w:r>
       <w:r>
         <w:t xml:space="preserve"> (Mutual information as a divergence). </w:t>
@@ -7057,7 +7765,7 @@
       <w:r>
         <w:t xml:space="preserve"> </w:t>
       </w:r>
-      <w:hyperlink r:id="rId23">
+      <w:hyperlink r:id="rId27">
         <w:r>
           <w:rPr>
             <w:rStyle w:val="Hyperlink"/>
@@ -7319,8 +8027,8 @@
         <w:t xml:space="preserve">on average.</w:t>
       </w:r>
     </w:p>
-    <w:bookmarkEnd w:id="34"/>
-    <w:bookmarkStart w:id="35" w:name="def-information-gain"/>
+    <w:bookmarkEnd w:id="38"/>
+    <w:bookmarkStart w:id="39" w:name="def-information-gain"/>
     <w:p>
       <w:pPr>
         <w:pStyle w:val="BodyText"/>
@@ -7388,8 +8096,8 @@
         <w:t xml:space="preserve">.</w:t>
       </w:r>
     </w:p>
-    <w:bookmarkEnd w:id="35"/>
-    <w:bookmarkStart w:id="36" w:name="rem-information-gain"/>
+    <w:bookmarkEnd w:id="39"/>
+    <w:bookmarkStart w:id="40" w:name="rem-information-gain"/>
     <w:p>
       <w:pPr>
         <w:pStyle w:val="BodyText"/>
@@ -7399,7 +8107,7 @@
           <w:i/>
           <w:iCs/>
         </w:rPr>
-        <w:t xml:space="preserve">Remark 6</w:t>
+        <w:t xml:space="preserve">Remark 7</w:t>
       </w:r>
       <w:r>
         <w:t xml:space="preserve"> (Information gain is mutual information). </w:t>
@@ -7581,8 +8289,8 @@
         <w:t xml:space="preserve">.</w:t>
       </w:r>
     </w:p>
-    <w:bookmarkEnd w:id="36"/>
-    <w:bookmarkStart w:id="37" w:name="exr-information-gain"/>
+    <w:bookmarkEnd w:id="40"/>
+    <w:bookmarkStart w:id="41" w:name="exr-information-gain"/>
     <w:p>
       <w:pPr>
         <w:pStyle w:val="BodyText"/>
@@ -7981,7 +8689,7 @@
           <w:rPr>
             <w:rStyle w:val="Hyperlink"/>
           </w:rPr>
-          <w:t xml:space="preserve">Remark 6</w:t>
+          <w:t xml:space="preserve">Remark 7</w:t>
         </w:r>
       </w:hyperlink>
       <w:r>
@@ -8050,7 +8758,7 @@
       <w:pPr>
         <w:numPr>
           <w:ilvl w:val="0"/>
-          <w:numId w:val="1001"/>
+          <w:numId w:val="1002"/>
         </w:numPr>
       </w:pPr>
       <w:r>
@@ -8081,177 +8789,6 @@
       </m:oMath>
       <w:r>
         <w:t xml:space="preserve">.</w:t>
-      </w:r>
-    </w:p>
-    <w:p>
-      <w:pPr>
-        <w:numPr>
-          <w:ilvl w:val="0"/>
-          <w:numId w:val="1001"/>
-        </w:numPr>
-      </w:pPr>
-      <w:r>
-        <w:t xml:space="preserve">For each split, compute</w:t>
-      </w:r>
-      <w:r>
-        <w:t xml:space="preserve"> </w:t>
-      </w:r>
-      <m:oMath>
-        <m:r>
-          <m:t>H</m:t>
-        </m:r>
-        <m:r>
-          <m:rPr>
-            <m:sty m:val="p"/>
-          </m:rPr>
-          <m:t>(</m:t>
-        </m:r>
-        <m:r>
-          <m:t>Y</m:t>
-        </m:r>
-        <m:r>
-          <m:rPr>
-            <m:sty m:val="p"/>
-          </m:rPr>
-          <m:t>∣</m:t>
-        </m:r>
-        <m:r>
-          <m:t>X</m:t>
-        </m:r>
-        <m:r>
-          <m:rPr>
-            <m:sty m:val="p"/>
-          </m:rPr>
-          <m:t>=</m:t>
-        </m:r>
-        <m:r>
-          <m:t>x</m:t>
-        </m:r>
-        <m:r>
-          <m:rPr>
-            <m:sty m:val="p"/>
-          </m:rPr>
-          <m:t>)</m:t>
-        </m:r>
-      </m:oMath>
-      <w:r>
-        <w:t xml:space="preserve"> </w:t>
-      </w:r>
-      <w:r>
-        <w:t xml:space="preserve">for both branches,</w:t>
-      </w:r>
-      <w:r>
-        <w:t xml:space="preserve"> </w:t>
-      </w:r>
-      <w:r>
-        <w:t xml:space="preserve">and then</w:t>
-      </w:r>
-      <w:r>
-        <w:t xml:space="preserve"> </w:t>
-      </w:r>
-      <m:oMath>
-        <m:r>
-          <m:t>H</m:t>
-        </m:r>
-        <m:r>
-          <m:rPr>
-            <m:sty m:val="p"/>
-          </m:rPr>
-          <m:t>(</m:t>
-        </m:r>
-        <m:r>
-          <m:t>Y</m:t>
-        </m:r>
-        <m:r>
-          <m:rPr>
-            <m:sty m:val="p"/>
-          </m:rPr>
-          <m:t>∣</m:t>
-        </m:r>
-        <m:r>
-          <m:t>X</m:t>
-        </m:r>
-        <m:r>
-          <m:rPr>
-            <m:sty m:val="p"/>
-          </m:rPr>
-          <m:t>)</m:t>
-        </m:r>
-      </m:oMath>
-      <w:r>
-        <w:t xml:space="preserve">.</w:t>
-      </w:r>
-    </w:p>
-    <w:p>
-      <w:pPr>
-        <w:numPr>
-          <w:ilvl w:val="0"/>
-          <w:numId w:val="1001"/>
-        </w:numPr>
-      </w:pPr>
-      <w:r>
-        <w:t xml:space="preserve">Compute the information gain</w:t>
-      </w:r>
-      <w:r>
-        <w:t xml:space="preserve"> </w:t>
-      </w:r>
-      <m:oMath>
-        <m:r>
-          <m:t>I</m:t>
-        </m:r>
-        <m:r>
-          <m:rPr>
-            <m:sty m:val="p"/>
-          </m:rPr>
-          <m:t>(</m:t>
-        </m:r>
-        <m:r>
-          <m:t>X</m:t>
-        </m:r>
-        <m:r>
-          <m:rPr>
-            <m:sty m:val="p"/>
-          </m:rPr>
-          <m:t>;</m:t>
-        </m:r>
-        <m:r>
-          <m:t>Y</m:t>
-        </m:r>
-        <m:r>
-          <m:rPr>
-            <m:sty m:val="p"/>
-          </m:rPr>
-          <m:t>)</m:t>
-        </m:r>
-      </m:oMath>
-      <w:r>
-        <w:t xml:space="preserve"> </w:t>
-      </w:r>
-      <w:r>
-        <w:t xml:space="preserve">for each split.</w:t>
-      </w:r>
-      <w:r>
-        <w:t xml:space="preserve"> </w:t>
-      </w:r>
-      <w:r>
-        <w:t xml:space="preserve">Which split has the larger gain?</w:t>
-      </w:r>
-    </w:p>
-    <w:bookmarkEnd w:id="37"/>
-    <w:bookmarkStart w:id="38" w:name="sol-information-gain"/>
-    <w:p>
-      <w:pPr>
-        <w:pStyle w:val="FirstParagraph"/>
-      </w:pPr>
-      <w:r>
-        <w:rPr>
-          <w:i/>
-          <w:iCs/>
-        </w:rPr>
-        <w:t xml:space="preserve">Solution 1</w:t>
-      </w:r>
-      <w:r>
-        <w:t xml:space="preserve">. </w:t>
       </w:r>
     </w:p>
     <w:p>
@@ -8259,6 +8796,177 @@
         <w:numPr>
           <w:ilvl w:val="0"/>
           <w:numId w:val="1002"/>
+        </w:numPr>
+      </w:pPr>
+      <w:r>
+        <w:t xml:space="preserve">For each split, compute</w:t>
+      </w:r>
+      <w:r>
+        <w:t xml:space="preserve"> </w:t>
+      </w:r>
+      <m:oMath>
+        <m:r>
+          <m:t>H</m:t>
+        </m:r>
+        <m:r>
+          <m:rPr>
+            <m:sty m:val="p"/>
+          </m:rPr>
+          <m:t>(</m:t>
+        </m:r>
+        <m:r>
+          <m:t>Y</m:t>
+        </m:r>
+        <m:r>
+          <m:rPr>
+            <m:sty m:val="p"/>
+          </m:rPr>
+          <m:t>∣</m:t>
+        </m:r>
+        <m:r>
+          <m:t>X</m:t>
+        </m:r>
+        <m:r>
+          <m:rPr>
+            <m:sty m:val="p"/>
+          </m:rPr>
+          <m:t>=</m:t>
+        </m:r>
+        <m:r>
+          <m:t>x</m:t>
+        </m:r>
+        <m:r>
+          <m:rPr>
+            <m:sty m:val="p"/>
+          </m:rPr>
+          <m:t>)</m:t>
+        </m:r>
+      </m:oMath>
+      <w:r>
+        <w:t xml:space="preserve"> </w:t>
+      </w:r>
+      <w:r>
+        <w:t xml:space="preserve">for both branches,</w:t>
+      </w:r>
+      <w:r>
+        <w:t xml:space="preserve"> </w:t>
+      </w:r>
+      <w:r>
+        <w:t xml:space="preserve">and then</w:t>
+      </w:r>
+      <w:r>
+        <w:t xml:space="preserve"> </w:t>
+      </w:r>
+      <m:oMath>
+        <m:r>
+          <m:t>H</m:t>
+        </m:r>
+        <m:r>
+          <m:rPr>
+            <m:sty m:val="p"/>
+          </m:rPr>
+          <m:t>(</m:t>
+        </m:r>
+        <m:r>
+          <m:t>Y</m:t>
+        </m:r>
+        <m:r>
+          <m:rPr>
+            <m:sty m:val="p"/>
+          </m:rPr>
+          <m:t>∣</m:t>
+        </m:r>
+        <m:r>
+          <m:t>X</m:t>
+        </m:r>
+        <m:r>
+          <m:rPr>
+            <m:sty m:val="p"/>
+          </m:rPr>
+          <m:t>)</m:t>
+        </m:r>
+      </m:oMath>
+      <w:r>
+        <w:t xml:space="preserve">.</w:t>
+      </w:r>
+    </w:p>
+    <w:p>
+      <w:pPr>
+        <w:numPr>
+          <w:ilvl w:val="0"/>
+          <w:numId w:val="1002"/>
+        </w:numPr>
+      </w:pPr>
+      <w:r>
+        <w:t xml:space="preserve">Compute the information gain</w:t>
+      </w:r>
+      <w:r>
+        <w:t xml:space="preserve"> </w:t>
+      </w:r>
+      <m:oMath>
+        <m:r>
+          <m:t>I</m:t>
+        </m:r>
+        <m:r>
+          <m:rPr>
+            <m:sty m:val="p"/>
+          </m:rPr>
+          <m:t>(</m:t>
+        </m:r>
+        <m:r>
+          <m:t>X</m:t>
+        </m:r>
+        <m:r>
+          <m:rPr>
+            <m:sty m:val="p"/>
+          </m:rPr>
+          <m:t>;</m:t>
+        </m:r>
+        <m:r>
+          <m:t>Y</m:t>
+        </m:r>
+        <m:r>
+          <m:rPr>
+            <m:sty m:val="p"/>
+          </m:rPr>
+          <m:t>)</m:t>
+        </m:r>
+      </m:oMath>
+      <w:r>
+        <w:t xml:space="preserve"> </w:t>
+      </w:r>
+      <w:r>
+        <w:t xml:space="preserve">for each split.</w:t>
+      </w:r>
+      <w:r>
+        <w:t xml:space="preserve"> </w:t>
+      </w:r>
+      <w:r>
+        <w:t xml:space="preserve">Which split has the larger gain?</w:t>
+      </w:r>
+    </w:p>
+    <w:bookmarkEnd w:id="41"/>
+    <w:bookmarkStart w:id="42" w:name="sol-information-gain"/>
+    <w:p>
+      <w:pPr>
+        <w:pStyle w:val="FirstParagraph"/>
+      </w:pPr>
+      <w:r>
+        <w:rPr>
+          <w:i/>
+          <w:iCs/>
+        </w:rPr>
+        <w:t xml:space="preserve">Solution 1</w:t>
+      </w:r>
+      <w:r>
+        <w:t xml:space="preserve">. </w:t>
+      </w:r>
+    </w:p>
+    <w:p>
+      <w:pPr>
+        <w:numPr>
+          <w:ilvl w:val="0"/>
+          <w:numId w:val="1003"/>
         </w:numPr>
       </w:pPr>
       <w:r>
@@ -8441,7 +9149,7 @@
       <w:pPr>
         <w:numPr>
           <w:ilvl w:val="0"/>
-          <w:numId w:val="1002"/>
+          <w:numId w:val="1003"/>
         </w:numPr>
       </w:pPr>
       <w:r>
@@ -9430,7 +10138,7 @@
       <w:pPr>
         <w:numPr>
           <w:ilvl w:val="0"/>
-          <w:numId w:val="1002"/>
+          <w:numId w:val="1003"/>
         </w:numPr>
       </w:pPr>
       <w:r>
@@ -9515,7 +10223,7 @@
         <w:pStyle w:val="Compact"/>
         <w:numPr>
           <w:ilvl w:val="1"/>
-          <w:numId w:val="1003"/>
+          <w:numId w:val="1004"/>
         </w:numPr>
       </w:pPr>
       <w:r>
@@ -9559,7 +10267,7 @@
         <w:pStyle w:val="Compact"/>
         <w:numPr>
           <w:ilvl w:val="1"/>
-          <w:numId w:val="1003"/>
+          <w:numId w:val="1004"/>
         </w:numPr>
       </w:pPr>
       <w:r>
@@ -9723,9 +10431,9 @@
         <w:t xml:space="preserve">so its entropy gets less weight.</w:t>
       </w:r>
     </w:p>
-    <w:bookmarkEnd w:id="38"/>
-    <w:bookmarkEnd w:id="39"/>
-    <w:bookmarkStart w:id="46" w:name="references"/>
+    <w:bookmarkEnd w:id="42"/>
+    <w:bookmarkEnd w:id="43"/>
+    <w:bookmarkStart w:id="50" w:name="references"/>
     <w:p>
       <w:pPr>
         <w:pStyle w:val="Heading2"/>
@@ -9734,8 +10442,8 @@
         <w:t xml:space="preserve">References</w:t>
       </w:r>
     </w:p>
-    <w:bookmarkStart w:id="45" w:name="refs"/>
-    <w:bookmarkStart w:id="41" w:name="ref-cover2006elements"/>
+    <w:bookmarkStart w:id="49" w:name="refs"/>
+    <w:bookmarkStart w:id="45" w:name="ref-cover2006elements"/>
     <w:p>
       <w:pPr>
         <w:pStyle w:val="Bibliography"/>
@@ -9759,7 +10467,7 @@
       <w:r>
         <w:t xml:space="preserve"> </w:t>
       </w:r>
-      <w:hyperlink r:id="rId40">
+      <w:hyperlink r:id="rId44">
         <w:r>
           <w:rPr>
             <w:rStyle w:val="Hyperlink"/>
@@ -9771,8 +10479,8 @@
         <w:t xml:space="preserve">.</w:t>
       </w:r>
     </w:p>
-    <w:bookmarkEnd w:id="41"/>
-    <w:bookmarkStart w:id="42" w:name="ref-mackay2003information"/>
+    <w:bookmarkEnd w:id="45"/>
+    <w:bookmarkStart w:id="46" w:name="ref-mackay2003information"/>
     <w:p>
       <w:pPr>
         <w:pStyle w:val="Bibliography"/>
@@ -9794,8 +10502,8 @@
         <w:t xml:space="preserve">. Cambridge University Press.</w:t>
       </w:r>
     </w:p>
-    <w:bookmarkEnd w:id="42"/>
-    <w:bookmarkStart w:id="44" w:name="ref-quinlan1986induction"/>
+    <w:bookmarkEnd w:id="46"/>
+    <w:bookmarkStart w:id="48" w:name="ref-quinlan1986induction"/>
     <w:p>
       <w:pPr>
         <w:pStyle w:val="Bibliography"/>
@@ -9828,7 +10536,7 @@
       <w:r>
         <w:t xml:space="preserve"> </w:t>
       </w:r>
-      <w:hyperlink r:id="rId43">
+      <w:hyperlink r:id="rId47">
         <w:r>
           <w:rPr>
             <w:rStyle w:val="Hyperlink"/>
@@ -9840,9 +10548,9 @@
         <w:t xml:space="preserve">.</w:t>
       </w:r>
     </w:p>
-    <w:bookmarkEnd w:id="44"/>
-    <w:bookmarkEnd w:id="45"/>
-    <w:bookmarkEnd w:id="46"/>
+    <w:bookmarkEnd w:id="48"/>
+    <w:bookmarkEnd w:id="49"/>
+    <w:bookmarkEnd w:id="50"/>
     <w:sectPr>
       <w:footnotePr>
         <w:numRestart w:val="eachSect"/>
@@ -9947,91 +10655,6 @@
     <w:lvl w:ilvl="8">
       <w:numFmt w:val="bullet"/>
       <w:lvlText w:val=" "/>
-      <w:lvlJc w:val="left"/>
-      <w:pPr>
-        <w:ind w:left="6480" w:hanging="360"/>
-      </w:pPr>
-    </w:lvl>
-  </w:abstractNum>
-  <w:abstractNum w:abstractNumId="99411">
-    <w:nsid w:val="00A99411"/>
-    <w:multiLevelType w:val="multilevel"/>
-    <w:lvl w:ilvl="0">
-      <w:start w:val="1"/>
-      <w:numFmt w:val="decimal"/>
-      <w:lvlText w:val="%1."/>
-      <w:lvlJc w:val="left"/>
-      <w:pPr>
-        <w:ind w:left="720" w:hanging="360"/>
-      </w:pPr>
-    </w:lvl>
-    <w:lvl w:ilvl="1">
-      <w:start w:val="1"/>
-      <w:numFmt w:val="decimal"/>
-      <w:lvlText w:val="%2."/>
-      <w:lvlJc w:val="left"/>
-      <w:pPr>
-        <w:ind w:left="1440" w:hanging="360"/>
-      </w:pPr>
-    </w:lvl>
-    <w:lvl w:ilvl="2">
-      <w:start w:val="1"/>
-      <w:numFmt w:val="decimal"/>
-      <w:lvlText w:val="%3."/>
-      <w:lvlJc w:val="left"/>
-      <w:pPr>
-        <w:ind w:left="2160" w:hanging="360"/>
-      </w:pPr>
-    </w:lvl>
-    <w:lvl w:ilvl="3">
-      <w:start w:val="1"/>
-      <w:numFmt w:val="decimal"/>
-      <w:lvlText w:val="%4."/>
-      <w:lvlJc w:val="left"/>
-      <w:pPr>
-        <w:ind w:left="2880" w:hanging="360"/>
-      </w:pPr>
-    </w:lvl>
-    <w:lvl w:ilvl="4">
-      <w:start w:val="1"/>
-      <w:numFmt w:val="decimal"/>
-      <w:lvlText w:val="%5."/>
-      <w:lvlJc w:val="left"/>
-      <w:pPr>
-        <w:ind w:left="3600" w:hanging="360"/>
-      </w:pPr>
-    </w:lvl>
-    <w:lvl w:ilvl="5">
-      <w:start w:val="1"/>
-      <w:numFmt w:val="decimal"/>
-      <w:lvlText w:val="%6."/>
-      <w:lvlJc w:val="left"/>
-      <w:pPr>
-        <w:ind w:left="4320" w:hanging="360"/>
-      </w:pPr>
-    </w:lvl>
-    <w:lvl w:ilvl="6">
-      <w:start w:val="1"/>
-      <w:numFmt w:val="decimal"/>
-      <w:lvlText w:val="%7."/>
-      <w:lvlJc w:val="left"/>
-      <w:pPr>
-        <w:ind w:left="5040" w:hanging="360"/>
-      </w:pPr>
-    </w:lvl>
-    <w:lvl w:ilvl="7">
-      <w:start w:val="1"/>
-      <w:numFmt w:val="decimal"/>
-      <w:lvlText w:val="%8."/>
-      <w:lvlJc w:val="left"/>
-      <w:pPr>
-        <w:ind w:left="5760" w:hanging="360"/>
-      </w:pPr>
-    </w:lvl>
-    <w:lvl w:ilvl="8">
-      <w:start w:val="1"/>
-      <w:numFmt w:val="decimal"/>
-      <w:lvlText w:val="%9."/>
       <w:lvlJc w:val="left"/>
       <w:pPr>
         <w:ind w:left="6480" w:hanging="360"/>
@@ -10141,38 +10764,96 @@
       </w:rPr>
     </w:lvl>
   </w:abstractNum>
+  <w:abstractNum w:abstractNumId="99411">
+    <w:nsid w:val="00A99411"/>
+    <w:multiLevelType w:val="multilevel"/>
+    <w:lvl w:ilvl="0">
+      <w:start w:val="1"/>
+      <w:numFmt w:val="decimal"/>
+      <w:lvlText w:val="%1."/>
+      <w:lvlJc w:val="left"/>
+      <w:pPr>
+        <w:ind w:left="720" w:hanging="360"/>
+      </w:pPr>
+    </w:lvl>
+    <w:lvl w:ilvl="1">
+      <w:start w:val="1"/>
+      <w:numFmt w:val="decimal"/>
+      <w:lvlText w:val="%2."/>
+      <w:lvlJc w:val="left"/>
+      <w:pPr>
+        <w:ind w:left="1440" w:hanging="360"/>
+      </w:pPr>
+    </w:lvl>
+    <w:lvl w:ilvl="2">
+      <w:start w:val="1"/>
+      <w:numFmt w:val="decimal"/>
+      <w:lvlText w:val="%3."/>
+      <w:lvlJc w:val="left"/>
+      <w:pPr>
+        <w:ind w:left="2160" w:hanging="360"/>
+      </w:pPr>
+    </w:lvl>
+    <w:lvl w:ilvl="3">
+      <w:start w:val="1"/>
+      <w:numFmt w:val="decimal"/>
+      <w:lvlText w:val="%4."/>
+      <w:lvlJc w:val="left"/>
+      <w:pPr>
+        <w:ind w:left="2880" w:hanging="360"/>
+      </w:pPr>
+    </w:lvl>
+    <w:lvl w:ilvl="4">
+      <w:start w:val="1"/>
+      <w:numFmt w:val="decimal"/>
+      <w:lvlText w:val="%5."/>
+      <w:lvlJc w:val="left"/>
+      <w:pPr>
+        <w:ind w:left="3600" w:hanging="360"/>
+      </w:pPr>
+    </w:lvl>
+    <w:lvl w:ilvl="5">
+      <w:start w:val="1"/>
+      <w:numFmt w:val="decimal"/>
+      <w:lvlText w:val="%6."/>
+      <w:lvlJc w:val="left"/>
+      <w:pPr>
+        <w:ind w:left="4320" w:hanging="360"/>
+      </w:pPr>
+    </w:lvl>
+    <w:lvl w:ilvl="6">
+      <w:start w:val="1"/>
+      <w:numFmt w:val="decimal"/>
+      <w:lvlText w:val="%7."/>
+      <w:lvlJc w:val="left"/>
+      <w:pPr>
+        <w:ind w:left="5040" w:hanging="360"/>
+      </w:pPr>
+    </w:lvl>
+    <w:lvl w:ilvl="7">
+      <w:start w:val="1"/>
+      <w:numFmt w:val="decimal"/>
+      <w:lvlText w:val="%8."/>
+      <w:lvlJc w:val="left"/>
+      <w:pPr>
+        <w:ind w:left="5760" w:hanging="360"/>
+      </w:pPr>
+    </w:lvl>
+    <w:lvl w:ilvl="8">
+      <w:start w:val="1"/>
+      <w:numFmt w:val="decimal"/>
+      <w:lvlText w:val="%9."/>
+      <w:lvlJc w:val="left"/>
+      <w:pPr>
+        <w:ind w:left="6480" w:hanging="360"/>
+      </w:pPr>
+    </w:lvl>
+  </w:abstractNum>
   <w:num w:numId="1000">
     <w:abstractNumId w:val="990"/>
   </w:num>
   <w:num w:numId="1001">
-    <w:abstractNumId w:val="99411"/>
-    <w:lvlOverride w:ilvl="0">
-      <w:startOverride w:val="1"/>
-    </w:lvlOverride>
-    <w:lvlOverride w:ilvl="1">
-      <w:startOverride w:val="1"/>
-    </w:lvlOverride>
-    <w:lvlOverride w:ilvl="2">
-      <w:startOverride w:val="1"/>
-    </w:lvlOverride>
-    <w:lvlOverride w:ilvl="3">
-      <w:startOverride w:val="1"/>
-    </w:lvlOverride>
-    <w:lvlOverride w:ilvl="4">
-      <w:startOverride w:val="1"/>
-    </w:lvlOverride>
-    <w:lvlOverride w:ilvl="5">
-      <w:startOverride w:val="1"/>
-    </w:lvlOverride>
-    <w:lvlOverride w:ilvl="6">
-      <w:startOverride w:val="1"/>
-    </w:lvlOverride>
-    <w:lvlOverride w:ilvl="7">
-      <w:startOverride w:val="1"/>
-    </w:lvlOverride>
-    <w:lvlOverride w:ilvl="8">
-      <w:startOverride w:val="1"/>
-    </w:lvlOverride>
+    <w:abstractNumId w:val="991"/>
   </w:num>
   <w:num w:numId="1002">
     <w:abstractNumId w:val="99411"/>
@@ -10205,6 +10886,36 @@
     </w:lvlOverride>
   </w:num>
   <w:num w:numId="1003">
+    <w:abstractNumId w:val="99411"/>
+    <w:lvlOverride w:ilvl="0">
+      <w:startOverride w:val="1"/>
+    </w:lvlOverride>
+    <w:lvlOverride w:ilvl="1">
+      <w:startOverride w:val="1"/>
+    </w:lvlOverride>
+    <w:lvlOverride w:ilvl="2">
+      <w:startOverride w:val="1"/>
+    </w:lvlOverride>
+    <w:lvlOverride w:ilvl="3">
+      <w:startOverride w:val="1"/>
+    </w:lvlOverride>
+    <w:lvlOverride w:ilvl="4">
+      <w:startOverride w:val="1"/>
+    </w:lvlOverride>
+    <w:lvlOverride w:ilvl="5">
+      <w:startOverride w:val="1"/>
+    </w:lvlOverride>
+    <w:lvlOverride w:ilvl="6">
+      <w:startOverride w:val="1"/>
+    </w:lvlOverride>
+    <w:lvlOverride w:ilvl="7">
+      <w:startOverride w:val="1"/>
+    </w:lvlOverride>
+    <w:lvlOverride w:ilvl="8">
+      <w:startOverride w:val="1"/>
+    </w:lvlOverride>
+  </w:num>
+  <w:num w:numId="1004">
     <w:abstractNumId w:val="991"/>
   </w:num>
 </w:numbering>

--- a/entropy.docx
+++ b/entropy.docx
@@ -15,7 +15,7 @@
         <w:pStyle w:val="Date"/>
       </w:pPr>
       <w:r>
-        <w:t xml:space="preserve">Last modified: 2026-10-30 16:19:07 (PDT)</w:t>
+        <w:t xml:space="preserve">Last modified: 2026-10-30 17:27:53 (PDT)</w:t>
       </w:r>
     </w:p>
     <w:p>
